--- a/src/content/bios/Goad-ECV 2015.docx
+++ b/src/content/bios/Goad-ECV 2015.docx
@@ -1,6 +1,6 @@
 
 <file path=word/document.xml><?xml version="1.0" encoding="utf-8"?>
-<w:document xmlns:wpc="http://schemas.microsoft.com/office/word/2010/wordprocessingCanvas" xmlns:cx="http://schemas.microsoft.com/office/drawing/2014/chartex" xmlns:cx1="http://schemas.microsoft.com/office/drawing/2015/9/8/chartex" xmlns:cx2="http://schemas.microsoft.com/office/drawing/2015/10/21/chartex" xmlns:cx3="http://schemas.microsoft.com/office/drawing/2016/5/9/chartex" xmlns:cx4="http://schemas.microsoft.com/office/drawing/2016/5/10/chartex" xmlns:cx5="http://schemas.microsoft.com/office/drawing/2016/5/11/chartex" xmlns:cx6="http://schemas.microsoft.com/office/drawing/2016/5/12/chartex" xmlns:cx7="http://schemas.microsoft.com/office/drawing/2016/5/13/chartex" xmlns:cx8="http://schemas.microsoft.com/office/drawing/2016/5/14/chartex" xmlns:mc="http://schemas.openxmlformats.org/markup-compatibility/2006" xmlns:aink="http://schemas.microsoft.com/office/drawing/2016/ink" xmlns:am3d="http://schemas.microsoft.com/office/drawing/2017/model3d" xmlns:o="urn:schemas-microsoft-com:office:office" xmlns:oel="http://schemas.microsoft.com/office/2019/extlst" xmlns:r="http://schemas.openxmlformats.org/officeDocument/2006/relationships" xmlns:m="http://schemas.openxmlformats.org/officeDocument/2006/math" xmlns:v="urn:schemas-microsoft-com:vml" xmlns:wp14="http://schemas.microsoft.com/office/word/2010/wordprocessingDrawing" xmlns:wp="http://schemas.openxmlformats.org/drawingml/2006/wordprocessingDrawing" xmlns:w10="urn:schemas-microsoft-com:office:word" xmlns:w="http://schemas.openxmlformats.org/wordprocessingml/2006/main" xmlns:w14="http://schemas.microsoft.com/office/word/2010/wordml" xmlns:w15="http://schemas.microsoft.com/office/word/2012/wordml" xmlns:w16cex="http://schemas.microsoft.com/office/word/2018/wordml/cex" xmlns:w16cid="http://schemas.microsoft.com/office/word/2016/wordml/cid" xmlns:w16="http://schemas.microsoft.com/office/word/2018/wordml" xmlns:w16du="http://schemas.microsoft.com/office/word/2023/wordml/word16du" xmlns:w16sdtdh="http://schemas.microsoft.com/office/word/2020/wordml/sdtdatahash" xmlns:w16sdtfl="http://schemas.microsoft.com/office/word/2024/wordml/sdtformatlock" xmlns:w16se="http://schemas.microsoft.com/office/word/2015/wordml/symex" xmlns:wpg="http://schemas.microsoft.com/office/word/2010/wordprocessingGroup" xmlns:wpi="http://schemas.microsoft.com/office/word/2010/wordprocessingInk" xmlns:wne="http://schemas.microsoft.com/office/word/2006/wordml" xmlns:wps="http://schemas.microsoft.com/office/word/2010/wordprocessingShape" mc:Ignorable="w14 w15 w16se w16cid w16 w16cex w16sdtdh w16sdtfl w16du wp14">
+<w:document xmlns:wpc="http://schemas.microsoft.com/office/word/2010/wordprocessingCanvas" xmlns:cx="http://schemas.microsoft.com/office/drawing/2014/chartex" xmlns:cx1="http://schemas.microsoft.com/office/drawing/2015/9/8/chartex" xmlns:cx2="http://schemas.microsoft.com/office/drawing/2015/10/21/chartex" xmlns:cx3="http://schemas.microsoft.com/office/drawing/2016/5/9/chartex" xmlns:cx4="http://schemas.microsoft.com/office/drawing/2016/5/10/chartex" xmlns:cx5="http://schemas.microsoft.com/office/drawing/2016/5/11/chartex" xmlns:cx6="http://schemas.microsoft.com/office/drawing/2016/5/12/chartex" xmlns:cx7="http://schemas.microsoft.com/office/drawing/2016/5/13/chartex" xmlns:cx8="http://schemas.microsoft.com/office/drawing/2016/5/14/chartex" xmlns:mc="http://schemas.openxmlformats.org/markup-compatibility/2006" xmlns:m="http://schemas.openxmlformats.org/officeDocument/2006/math" xmlns:aink="http://schemas.microsoft.com/office/drawing/2016/ink" xmlns:am3d="http://schemas.microsoft.com/office/drawing/2017/model3d" xmlns:oel="http://schemas.microsoft.com/office/2019/extlst" xmlns:r="http://schemas.openxmlformats.org/officeDocument/2006/relationships" xmlns:wp14="http://schemas.microsoft.com/office/word/2010/wordprocessingDrawing" xmlns:wp="http://schemas.openxmlformats.org/drawingml/2006/wordprocessingDrawing" xmlns:wpg="http://schemas.microsoft.com/office/word/2010/wordprocessingGroup" xmlns:wpi="http://schemas.microsoft.com/office/word/2010/wordprocessingInk" xmlns:wps="http://schemas.microsoft.com/office/word/2010/wordprocessingShape" xmlns:o="urn:schemas-microsoft-com:office:office" xmlns:v="urn:schemas-microsoft-com:vml" xmlns:w10="urn:schemas-microsoft-com:office:word" xmlns:w="http://schemas.openxmlformats.org/wordprocessingml/2006/main" xmlns:w14="http://schemas.microsoft.com/office/word/2010/wordml" xmlns:w15="http://schemas.microsoft.com/office/word/2012/wordml" xmlns:w16cei="http://schemas.microsoft.com/office/word/2026/wordml/cei" xmlns:w16cex="http://schemas.microsoft.com/office/word/2018/wordml/cex" xmlns:w16cid="http://schemas.microsoft.com/office/word/2016/wordml/cid" xmlns:w16="http://schemas.microsoft.com/office/word/2018/wordml" xmlns:w16sdtdh="http://schemas.microsoft.com/office/word/2020/wordml/sdtdatahash" xmlns:w16sdtfl="http://schemas.microsoft.com/office/word/2024/wordml/sdtformatlock" xmlns:w16se="http://schemas.microsoft.com/office/word/2015/wordml/symex" xmlns:w16du="http://schemas.microsoft.com/office/word/2023/wordml/word16du" xmlns:wne="http://schemas.microsoft.com/office/word/2006/wordml" mc:Ignorable="w14 w15 w16se w16cid w16 w16cex w16sdtdh w16sdtfl w16du wp14">
   <w:background w:color="FFFFFF"/>
   <w:body>
     <w:p>
@@ -103,45 +103,38 @@
       <w:r>
         <w:rPr>
           <w:rFonts w:ascii="Times New Roman" w:hAnsi="Times New Roman" w:cs="Times New Roman"/>
-          <w:noProof/>
-          <w:sz w:val="24"/>
-          <w:szCs w:val="24"/>
-          <w:lang w:eastAsia="nl-NL"/>
+          <w:sz w:val="24"/>
+          <w:szCs w:val="24"/>
         </w:rPr>
         <w:drawing>
-          <wp:inline distT="0" distB="0" distL="0" distR="0" wp14:anchorId="53B533B4" wp14:editId="177CCEEC">
-            <wp:extent cx="2593340" cy="3003315"/>
-            <wp:effectExtent l="0" t="0" r="0" b="0"/>
-            <wp:docPr id="1" name="image01.jpg" descr="G:\Goad\Goad Photo.jpg"/>
-            <wp:cNvGraphicFramePr/>
+          <wp:inline distT="0" distB="0" distL="0" distR="0" wp14:anchorId="56A3D239" wp14:editId="489488EC">
+            <wp:extent cx="2700058" cy="2549641"/>
+            <wp:effectExtent l="0" t="0" r="5080" b="3175"/>
+            <wp:docPr id="1904000409" name="Afbeelding 1"/>
+            <wp:cNvGraphicFramePr>
+              <a:graphicFrameLocks xmlns:a="http://schemas.openxmlformats.org/drawingml/2006/main" noChangeAspect="1"/>
+            </wp:cNvGraphicFramePr>
             <a:graphic xmlns:a="http://schemas.openxmlformats.org/drawingml/2006/main">
               <a:graphicData uri="http://schemas.openxmlformats.org/drawingml/2006/picture">
                 <pic:pic xmlns:pic="http://schemas.openxmlformats.org/drawingml/2006/picture">
                   <pic:nvPicPr>
-                    <pic:cNvPr id="0" name="image01.jpg" descr="G:\Goad\Goad Photo.jpg"/>
-                    <pic:cNvPicPr preferRelativeResize="0"/>
+                    <pic:cNvPr id="1904000409" name=""/>
+                    <pic:cNvPicPr/>
                   </pic:nvPicPr>
-                  <pic:blipFill rotWithShape="1">
+                  <pic:blipFill>
                     <a:blip r:embed="rId6"/>
-                    <a:srcRect t="2070"/>
-                    <a:stretch/>
+                    <a:stretch>
+                      <a:fillRect/>
+                    </a:stretch>
                   </pic:blipFill>
-                  <pic:spPr bwMode="auto">
+                  <pic:spPr>
                     <a:xfrm>
                       <a:off x="0" y="0"/>
-                      <a:ext cx="2593340" cy="3003315"/>
+                      <a:ext cx="2751306" cy="2598034"/>
                     </a:xfrm>
                     <a:prstGeom prst="rect">
                       <a:avLst/>
                     </a:prstGeom>
-                    <a:ln>
-                      <a:noFill/>
-                    </a:ln>
-                    <a:extLst>
-                      <a:ext uri="{53640926-AAD7-44D8-BBD7-CCE9431645EC}">
-                        <a14:shadowObscured xmlns:a14="http://schemas.microsoft.com/office/drawing/2010/main"/>
-                      </a:ext>
-                    </a:extLst>
                   </pic:spPr>
                 </pic:pic>
               </a:graphicData>
@@ -170,12 +163,12 @@
       </w:r>
       <w:r>
         <w:rPr>
-          <w:rFonts w:ascii="Times New Roman" w:eastAsia="Times New Roman" w:hAnsi="Times New Roman" w:cs="Times New Roman"/>
-          <w:color w:val="0000FF"/>
-          <w:sz w:val="24"/>
-          <w:szCs w:val="24"/>
-        </w:rPr>
-        <w:t>IMO Historical Photo Collection on Flickr</w:t>
+          <w:rFonts w:ascii="Times New Roman" w:hAnsi="Times New Roman" w:cs="Times New Roman"/>
+          <w:sz w:val="24"/>
+          <w:szCs w:val="24"/>
+          <w:lang w:val="en-GB"/>
+        </w:rPr>
+        <w:t>Goad, 15 September 1975, Nationaal Archief, The Hague, photographer Joost Evers</w:t>
       </w:r>
     </w:p>
     <w:p>
@@ -242,25 +235,7 @@
           <w:sz w:val="24"/>
           <w:szCs w:val="24"/>
         </w:rPr>
-        <w:t>In 1963 Goad began working at IMCO as the Deputy Under-Secretary of the organization and Secretary of the Maritime Safety Committee, serving under French Secretary-General Jean-</w:t>
-      </w:r>
-      <w:proofErr w:type="spellStart"/>
-      <w:r>
-        <w:rPr>
-          <w:rFonts w:ascii="Times New Roman" w:eastAsia="Times New Roman" w:hAnsi="Times New Roman" w:cs="Times New Roman"/>
-          <w:sz w:val="24"/>
-          <w:szCs w:val="24"/>
-        </w:rPr>
-        <w:t>Eudes</w:t>
-      </w:r>
-      <w:proofErr w:type="spellEnd"/>
-      <w:r>
-        <w:rPr>
-          <w:rFonts w:ascii="Times New Roman" w:eastAsia="Times New Roman" w:hAnsi="Times New Roman" w:cs="Times New Roman"/>
-          <w:sz w:val="24"/>
-          <w:szCs w:val="24"/>
-        </w:rPr>
-        <w:t xml:space="preserve"> Roullier. In those days Secretariat work was limited to administrative and personnel matters. The ‘political’ functions of the Secretariat were confined to explaining the organization’s </w:t>
+        <w:t xml:space="preserve">In 1963 Goad began working at IMCO as the Deputy Under-Secretary of the organization and Secretary of the Maritime Safety Committee, serving under French Secretary-General Jean-Eudes Roullier. In those days Secretariat work was limited to administrative and personnel matters. The ‘political’ functions of the Secretariat were confined to explaining the organization’s </w:t>
       </w:r>
       <w:r>
         <w:rPr>
@@ -303,7 +278,7 @@
           <w:sz w:val="24"/>
           <w:szCs w:val="24"/>
         </w:rPr>
-        <w:t xml:space="preserve">economically less-developed countries found advantage in working together in a permanent committee, given the importance of shipping to the trade and balance of payments </w:t>
+        <w:t xml:space="preserve">economically less-developed countries found advantage in working together in a permanent committee, given the importance of shipping to the trade and balance of payments of many of their countries (Singh 1969: 69-90). During the mid-1960s there was considerable </w:t>
       </w:r>
       <w:r>
         <w:rPr>
@@ -313,7 +288,7 @@
           <w:szCs w:val="24"/>
         </w:rPr>
         <w:lastRenderedPageBreak/>
-        <w:t>of many of their countries (Singh 1969: 69-90). During the mid-1960s there was considerable concern that IMCO, given the organization’s narrow</w:t>
+        <w:t>concern that IMCO, given the organization’s narrow</w:t>
       </w:r>
       <w:r>
         <w:rPr>
@@ -370,25 +345,7 @@
           <w:sz w:val="24"/>
           <w:szCs w:val="24"/>
         </w:rPr>
-        <w:t xml:space="preserve">existence and by intensifying IMCO’s participation in other UN bodies. A more active role on the part of the IMCO Secretariat was facilitated by new demands placed on the organization </w:t>
-      </w:r>
-      <w:proofErr w:type="gramStart"/>
-      <w:r>
-        <w:rPr>
-          <w:rFonts w:ascii="Times New Roman" w:eastAsia="Times New Roman" w:hAnsi="Times New Roman" w:cs="Times New Roman"/>
-          <w:sz w:val="24"/>
-          <w:szCs w:val="24"/>
-        </w:rPr>
-        <w:t>as a result of</w:t>
-      </w:r>
-      <w:proofErr w:type="gramEnd"/>
-      <w:r>
-        <w:rPr>
-          <w:rFonts w:ascii="Times New Roman" w:eastAsia="Times New Roman" w:hAnsi="Times New Roman" w:cs="Times New Roman"/>
-          <w:sz w:val="24"/>
-          <w:szCs w:val="24"/>
-        </w:rPr>
-        <w:t xml:space="preserve"> the 18 March 1967 </w:t>
+        <w:t xml:space="preserve">existence and by intensifying IMCO’s participation in other UN bodies. A more active role on the part of the IMCO Secretariat was facilitated by new demands placed on the organization as a result of the 18 March 1967 </w:t>
       </w:r>
       <w:r>
         <w:rPr>
@@ -422,79 +379,7 @@
           <w:sz w:val="24"/>
           <w:szCs w:val="24"/>
         </w:rPr>
-        <w:t xml:space="preserve"> disaster was a ‘godsend’ for IMCO (</w:t>
-      </w:r>
-      <w:proofErr w:type="spellStart"/>
-      <w:r>
-        <w:rPr>
-          <w:rFonts w:ascii="Times New Roman" w:eastAsia="Times New Roman" w:hAnsi="Times New Roman" w:cs="Times New Roman"/>
-          <w:sz w:val="24"/>
-          <w:szCs w:val="24"/>
-        </w:rPr>
-        <w:t>M’Gonigle</w:t>
-      </w:r>
-      <w:proofErr w:type="spellEnd"/>
-      <w:r>
-        <w:rPr>
-          <w:rFonts w:ascii="Times New Roman" w:eastAsia="Times New Roman" w:hAnsi="Times New Roman" w:cs="Times New Roman"/>
-          <w:sz w:val="24"/>
-          <w:szCs w:val="24"/>
-        </w:rPr>
-        <w:t xml:space="preserve"> and Zacher 1979: 42). The newly expanded involvement in the pollution reduction gave IMCO a ‘second arm’, increasing its status and salience in the UN system, lessening fears that it would be subsumed under one of the institutional bodies set up and controlled by the UN General Assembly and changing the perception that its visibility in the UN Economic and Social Council was ‘languishing’ (</w:t>
-      </w:r>
-      <w:proofErr w:type="spellStart"/>
-      <w:r>
-        <w:rPr>
-          <w:rFonts w:ascii="Times New Roman" w:eastAsia="Times New Roman" w:hAnsi="Times New Roman" w:cs="Times New Roman"/>
-          <w:sz w:val="24"/>
-          <w:szCs w:val="24"/>
-        </w:rPr>
-        <w:t>M’Gonigle</w:t>
-      </w:r>
-      <w:proofErr w:type="spellEnd"/>
-      <w:r>
-        <w:rPr>
-          <w:rFonts w:ascii="Times New Roman" w:eastAsia="Times New Roman" w:hAnsi="Times New Roman" w:cs="Times New Roman"/>
-          <w:sz w:val="24"/>
-          <w:szCs w:val="24"/>
-        </w:rPr>
-        <w:t xml:space="preserve"> and Zacher 1979: 42, 309n153). The disaster also resulted in IMCO’s Maritime Safety Committee making </w:t>
-      </w:r>
-      <w:proofErr w:type="gramStart"/>
-      <w:r>
-        <w:rPr>
-          <w:rFonts w:ascii="Times New Roman" w:eastAsia="Times New Roman" w:hAnsi="Times New Roman" w:cs="Times New Roman"/>
-          <w:sz w:val="24"/>
-          <w:szCs w:val="24"/>
-        </w:rPr>
-        <w:t>a number of</w:t>
-      </w:r>
-      <w:proofErr w:type="gramEnd"/>
-      <w:r>
-        <w:rPr>
-          <w:rFonts w:ascii="Times New Roman" w:eastAsia="Times New Roman" w:hAnsi="Times New Roman" w:cs="Times New Roman"/>
-          <w:sz w:val="24"/>
-          <w:szCs w:val="24"/>
-        </w:rPr>
-        <w:t xml:space="preserve"> recommendations to amend the SOLAS Convention of 1960 as well as additional recommendations for governments outside of the Convention. IMCO also began working closely with the International </w:t>
-      </w:r>
-      <w:proofErr w:type="spellStart"/>
-      <w:r>
-        <w:rPr>
-          <w:rFonts w:ascii="Times New Roman" w:eastAsia="Times New Roman" w:hAnsi="Times New Roman" w:cs="Times New Roman"/>
-          <w:sz w:val="24"/>
-          <w:szCs w:val="24"/>
-        </w:rPr>
-        <w:t>Labour</w:t>
-      </w:r>
-      <w:proofErr w:type="spellEnd"/>
-      <w:r>
-        <w:rPr>
-          <w:rFonts w:ascii="Times New Roman" w:eastAsia="Times New Roman" w:hAnsi="Times New Roman" w:cs="Times New Roman"/>
-          <w:sz w:val="24"/>
-          <w:szCs w:val="24"/>
-        </w:rPr>
-        <w:t xml:space="preserve"> Organization on issues of training and qualifications of ship officers and crews. While the timing of the </w:t>
+        <w:t xml:space="preserve"> disaster was a ‘godsend’ for IMCO (M’Gonigle and Zacher 1979: 42). The newly expanded involvement in the pollution reduction gave IMCO a ‘second arm’, increasing its status and salience in the UN system, lessening fears that it would be subsumed under one of the institutional bodies set up and controlled by the UN General Assembly and changing the perception that its visibility in the UN Economic and Social Council was ‘languishing’ (M’Gonigle and Zacher 1979: 42, 309n153). The disaster also resulted in IMCO’s Maritime Safety Committee making a number of recommendations to amend the SOLAS Convention of 1960 as well as additional recommendations for governments outside of the Convention. IMCO also began working closely with the International Labour Organization on issues of training and qualifications of ship officers and crews. While the timing of the </w:t>
       </w:r>
       <w:r>
         <w:rPr>
@@ -527,25 +412,7 @@
           <w:sz w:val="24"/>
           <w:szCs w:val="24"/>
         </w:rPr>
-        <w:t xml:space="preserve">did not significantly expand the role of the IMCO Secretary-General, which remained focused on attempts to ensure IMCO’s survival </w:t>
-      </w:r>
-      <w:proofErr w:type="gramStart"/>
-      <w:r>
-        <w:rPr>
-          <w:rFonts w:ascii="Times New Roman" w:eastAsia="Times New Roman" w:hAnsi="Times New Roman" w:cs="Times New Roman"/>
-          <w:sz w:val="24"/>
-          <w:szCs w:val="24"/>
-        </w:rPr>
-        <w:t>as a whole within</w:t>
-      </w:r>
-      <w:proofErr w:type="gramEnd"/>
-      <w:r>
-        <w:rPr>
-          <w:rFonts w:ascii="Times New Roman" w:eastAsia="Times New Roman" w:hAnsi="Times New Roman" w:cs="Times New Roman"/>
-          <w:sz w:val="24"/>
-          <w:szCs w:val="24"/>
-        </w:rPr>
-        <w:t xml:space="preserve"> the UN system and to persuade member states of the organization’s growing utility. </w:t>
+        <w:t xml:space="preserve">did not significantly expand the role of the IMCO Secretary-General, which remained focused on attempts to ensure IMCO’s survival as a whole within the UN system and to persuade member states of the organization’s growing utility. </w:t>
       </w:r>
     </w:p>
     <w:p>
@@ -719,25 +586,7 @@
           <w:sz w:val="24"/>
           <w:szCs w:val="24"/>
         </w:rPr>
-        <w:t xml:space="preserve">lsen, </w:t>
-      </w:r>
-      <w:proofErr w:type="gramStart"/>
-      <w:r>
-        <w:rPr>
-          <w:rFonts w:ascii="Times New Roman" w:eastAsia="Times New Roman" w:hAnsi="Times New Roman" w:cs="Times New Roman"/>
-          <w:sz w:val="24"/>
-          <w:szCs w:val="24"/>
-        </w:rPr>
-        <w:t>in order to</w:t>
-      </w:r>
-      <w:proofErr w:type="gramEnd"/>
-      <w:r>
-        <w:rPr>
-          <w:rFonts w:ascii="Times New Roman" w:eastAsia="Times New Roman" w:hAnsi="Times New Roman" w:cs="Times New Roman"/>
-          <w:sz w:val="24"/>
-          <w:szCs w:val="24"/>
-        </w:rPr>
-        <w:t xml:space="preserve"> overcome the empire-building personalities of the top </w:t>
+        <w:t xml:space="preserve">lsen, in order to overcome the empire-building personalities of the top </w:t>
       </w:r>
       <w:r>
         <w:rPr>
@@ -769,25 +618,7 @@
           <w:sz w:val="24"/>
           <w:szCs w:val="24"/>
         </w:rPr>
-        <w:t xml:space="preserve">the most important one in the Secretariat. Accordingly, he proposed that the position of Deputy Secretary-General be created </w:t>
-      </w:r>
-      <w:proofErr w:type="gramStart"/>
-      <w:r>
-        <w:rPr>
-          <w:rFonts w:ascii="Times New Roman" w:eastAsia="Times New Roman" w:hAnsi="Times New Roman" w:cs="Times New Roman"/>
-          <w:sz w:val="24"/>
-          <w:szCs w:val="24"/>
-        </w:rPr>
-        <w:t>so as to</w:t>
-      </w:r>
-      <w:proofErr w:type="gramEnd"/>
-      <w:r>
-        <w:rPr>
-          <w:rFonts w:ascii="Times New Roman" w:eastAsia="Times New Roman" w:hAnsi="Times New Roman" w:cs="Times New Roman"/>
-          <w:sz w:val="24"/>
-          <w:szCs w:val="24"/>
-        </w:rPr>
-        <w:t xml:space="preserve"> allow the Secretary of the Maritime Safety Committee to be solely in charge of the technical division. He also called for separate legal and external relations sections, which led Robert McLaren (1972: 50-51, 127-128) in his comparative study of international secretariats to contend that under Goad IMCO had transitioned from a technical to a technical-legal organization, but still not a ‘political’ one.</w:t>
+        <w:t>the most important one in the Secretariat. Accordingly, he proposed that the position of Deputy Secretary-General be created so as to allow the Secretary of the Maritime Safety Committee to be solely in charge of the technical division. He also called for separate legal and external relations sections, which led Robert McLaren (1972: 50-51, 127-128) in his comparative study of international secretariats to contend that under Goad IMCO had transitioned from a technical to a technical-legal organization, but still not a ‘political’ one.</w:t>
       </w:r>
     </w:p>
     <w:p>
@@ -807,25 +638,7 @@
           <w:sz w:val="24"/>
           <w:szCs w:val="24"/>
         </w:rPr>
-        <w:t xml:space="preserve">High on Goad’s list of priorities as Secretary-General was working out a scheme to provide an oil industry-financed fund that could secure extra compensation for pollution damage. The modus operandi for IMCO in working on such issues was to turn to the International Chamber of Shipping, the principal international trade association for merchant ship owners and operators, and the </w:t>
-      </w:r>
-      <w:proofErr w:type="spellStart"/>
-      <w:r>
-        <w:rPr>
-          <w:rFonts w:ascii="Times New Roman" w:eastAsia="Times New Roman" w:hAnsi="Times New Roman" w:cs="Times New Roman"/>
-          <w:sz w:val="24"/>
-          <w:szCs w:val="24"/>
-        </w:rPr>
-        <w:t>Comité</w:t>
-      </w:r>
-      <w:proofErr w:type="spellEnd"/>
-      <w:r>
-        <w:rPr>
-          <w:rFonts w:ascii="Times New Roman" w:eastAsia="Times New Roman" w:hAnsi="Times New Roman" w:cs="Times New Roman"/>
-          <w:sz w:val="24"/>
-          <w:szCs w:val="24"/>
-        </w:rPr>
-        <w:t xml:space="preserve"> Maritime International, a long-standing non-governmental organization </w:t>
+        <w:t xml:space="preserve">High on Goad’s list of priorities as Secretary-General was working out a scheme to provide an oil industry-financed fund that could secure extra compensation for pollution damage. The modus operandi for IMCO in working on such issues was to turn to the International Chamber of Shipping, the principal international trade association for merchant ship owners and operators, and the Comité Maritime International, a long-standing non-governmental organization </w:t>
       </w:r>
       <w:r>
         <w:rPr>
@@ -841,43 +654,7 @@
           <w:sz w:val="24"/>
           <w:szCs w:val="24"/>
         </w:rPr>
-        <w:t>focused on the unification of maritime law and related commercial practices, for their assistance in the preparation of draft articles, which could be used by IMCO’s still relatively small Legal Sub-Committee (</w:t>
-      </w:r>
-      <w:proofErr w:type="spellStart"/>
-      <w:r>
-        <w:rPr>
-          <w:rFonts w:ascii="Times New Roman" w:eastAsia="Times New Roman" w:hAnsi="Times New Roman" w:cs="Times New Roman"/>
-          <w:sz w:val="24"/>
-          <w:szCs w:val="24"/>
-        </w:rPr>
-        <w:t>Rafgard</w:t>
-      </w:r>
-      <w:proofErr w:type="spellEnd"/>
-      <w:r>
-        <w:rPr>
-          <w:rFonts w:ascii="Times New Roman" w:eastAsia="Times New Roman" w:hAnsi="Times New Roman" w:cs="Times New Roman"/>
-          <w:sz w:val="24"/>
-          <w:szCs w:val="24"/>
-        </w:rPr>
-        <w:t xml:space="preserve"> 2011: 85). The resulting treaty was the 1969 International Convention on Civil Liability for Oil Pollution, with an agreement to meet again by 1971 to re-evaluate the need for a more comprehensive fund. But, as Goad argued, the fundamental problem of controlling oil pollution was enforcement, as signing papers and ratifying conventions was easy (</w:t>
-      </w:r>
-      <w:proofErr w:type="spellStart"/>
-      <w:r>
-        <w:rPr>
-          <w:rFonts w:ascii="Times New Roman" w:eastAsia="Times New Roman" w:hAnsi="Times New Roman" w:cs="Times New Roman"/>
-          <w:sz w:val="24"/>
-          <w:szCs w:val="24"/>
-        </w:rPr>
-        <w:t>M’Gonigle</w:t>
-      </w:r>
-      <w:proofErr w:type="spellEnd"/>
-      <w:r>
-        <w:rPr>
-          <w:rFonts w:ascii="Times New Roman" w:eastAsia="Times New Roman" w:hAnsi="Times New Roman" w:cs="Times New Roman"/>
-          <w:sz w:val="24"/>
-          <w:szCs w:val="24"/>
-        </w:rPr>
-        <w:t xml:space="preserve"> and Zacher </w:t>
+        <w:t xml:space="preserve">focused on the unification of maritime law and related commercial practices, for their assistance in the preparation of draft articles, which could be used by IMCO’s still relatively small Legal Sub-Committee (Rafgard 2011: 85). The resulting treaty was the 1969 International Convention on Civil Liability for Oil Pollution, with an agreement to meet again by 1971 to re-evaluate the need for a more comprehensive fund. But, as Goad argued, the fundamental problem of controlling oil pollution was enforcement, as signing papers and ratifying conventions was easy (M’Gonigle and Zacher </w:t>
       </w:r>
       <w:r>
         <w:rPr>
@@ -912,43 +689,15 @@
           <w:sz w:val="24"/>
           <w:szCs w:val="24"/>
         </w:rPr>
-        <w:t xml:space="preserve"> (McLaren 1972: 230). The 1966 International Convention on Load Lines, which set a maximum draft for loaded ships, did not enter into force until 1977. One of the major accomplishments of IMCO during Goad’s time as Secretary-General was the 1972 Convention on the Prevention of Marine Pollution by Dumping of Wastes and Other Matter, the London Convention for short, which was one of the first global conventions to protect the marine environment from human activities. The convention entered into force in 1975, after Goad retired. Goad also spent considerable time working towards the 1972 UN Conference on the Human Environment, frequently referred to as the Stockholm Conference. Although the Conference was to focus on all challenges to the environment, marine pollution, including ocean dumping, was earmarked for special attention. Goad’s (1972: 15) hope was that IMCO’s responsibilities </w:t>
-      </w:r>
-      <w:proofErr w:type="gramStart"/>
-      <w:r>
-        <w:rPr>
-          <w:rFonts w:ascii="Times New Roman" w:eastAsia="Times New Roman" w:hAnsi="Times New Roman" w:cs="Times New Roman"/>
-          <w:sz w:val="24"/>
-          <w:szCs w:val="24"/>
-        </w:rPr>
-        <w:t>in the area of</w:t>
-      </w:r>
-      <w:proofErr w:type="gramEnd"/>
-      <w:r>
-        <w:rPr>
-          <w:rFonts w:ascii="Times New Roman" w:eastAsia="Times New Roman" w:hAnsi="Times New Roman" w:cs="Times New Roman"/>
-          <w:sz w:val="24"/>
-          <w:szCs w:val="24"/>
-        </w:rPr>
-        <w:t xml:space="preserve"> ocean dumping would be legitimized in Stockholm. </w:t>
-      </w:r>
-      <w:proofErr w:type="gramStart"/>
-      <w:r>
-        <w:rPr>
-          <w:rFonts w:ascii="Times New Roman" w:eastAsia="Times New Roman" w:hAnsi="Times New Roman" w:cs="Times New Roman"/>
-          <w:sz w:val="24"/>
-          <w:szCs w:val="24"/>
-        </w:rPr>
-        <w:t>A number of</w:t>
-      </w:r>
-      <w:proofErr w:type="gramEnd"/>
-      <w:r>
-        <w:rPr>
-          <w:rFonts w:ascii="Times New Roman" w:eastAsia="Times New Roman" w:hAnsi="Times New Roman" w:cs="Times New Roman"/>
-          <w:sz w:val="24"/>
-          <w:szCs w:val="24"/>
-        </w:rPr>
-        <w:t xml:space="preserve"> resolutions relating to the marine environment came</w:t>
+        <w:t xml:space="preserve"> (McLaren 1972: 230). The 1966 International Convention on Load Lines, which set a maximum draft for loaded ships, did not enter into force until 1977. One of the major accomplishments of IMCO during Goad’s time as Secretary-General was the 1972 Convention on the Prevention of Marine Pollution by Dumping of Wastes and Other Matter, the London Convention for short, which was one of the first global conventions to protect the marine environment from human activities. The convention entered into force in 1975, after Goad retired. Goad also spent considerable time working towards the 1972 UN Conference on the Human Environment, frequently referred to as the Stockholm Conference. Although the Conference was to focus on all challenges to the environment, marine pollution, including ocean dumping, was earmarked for special attention. Goad’s (1972: 15) hope was that IMCO’s responsibilities in the area of ocean dumping would be legitimized in Stockholm. </w:t>
+      </w:r>
+      <w:r>
+        <w:rPr>
+          <w:rFonts w:ascii="Times New Roman" w:eastAsia="Times New Roman" w:hAnsi="Times New Roman" w:cs="Times New Roman"/>
+          <w:sz w:val="24"/>
+          <w:szCs w:val="24"/>
+        </w:rPr>
+        <w:t>A number of resolutions relating to the marine environment came</w:t>
       </w:r>
       <w:r>
         <w:rPr>
@@ -972,25 +721,7 @@
           <w:sz w:val="24"/>
           <w:szCs w:val="24"/>
         </w:rPr>
-        <w:t xml:space="preserve"> the establishment of the UN Environmental </w:t>
-      </w:r>
-      <w:proofErr w:type="spellStart"/>
-      <w:r>
-        <w:rPr>
-          <w:rFonts w:ascii="Times New Roman" w:eastAsia="Times New Roman" w:hAnsi="Times New Roman" w:cs="Times New Roman"/>
-          <w:sz w:val="24"/>
-          <w:szCs w:val="24"/>
-        </w:rPr>
-        <w:t>Programme</w:t>
-      </w:r>
-      <w:proofErr w:type="spellEnd"/>
-      <w:r>
-        <w:rPr>
-          <w:rFonts w:ascii="Times New Roman" w:eastAsia="Times New Roman" w:hAnsi="Times New Roman" w:cs="Times New Roman"/>
-          <w:sz w:val="24"/>
-          <w:szCs w:val="24"/>
-        </w:rPr>
-        <w:t xml:space="preserve"> (UNEP). Even though UNEP </w:t>
+        <w:t xml:space="preserve"> the establishment of the UN Environmental Programme (UNEP). Even though UNEP </w:t>
       </w:r>
       <w:r>
         <w:rPr>
@@ -1022,25 +753,7 @@
           <w:sz w:val="24"/>
           <w:szCs w:val="24"/>
         </w:rPr>
-        <w:t xml:space="preserve"> with limited funds for activities, early on the new organization had </w:t>
-      </w:r>
-      <w:proofErr w:type="gramStart"/>
-      <w:r>
-        <w:rPr>
-          <w:rFonts w:ascii="Times New Roman" w:eastAsia="Times New Roman" w:hAnsi="Times New Roman" w:cs="Times New Roman"/>
-          <w:sz w:val="24"/>
-          <w:szCs w:val="24"/>
-        </w:rPr>
-        <w:t>a number of</w:t>
-      </w:r>
-      <w:proofErr w:type="gramEnd"/>
-      <w:r>
-        <w:rPr>
-          <w:rFonts w:ascii="Times New Roman" w:eastAsia="Times New Roman" w:hAnsi="Times New Roman" w:cs="Times New Roman"/>
-          <w:sz w:val="24"/>
-          <w:szCs w:val="24"/>
-        </w:rPr>
-        <w:t xml:space="preserve"> boundary disputes with IMCO, including over UNEP’s promotion of regional pollution accords, </w:t>
+        <w:t xml:space="preserve"> with limited funds for activities, early on the new organization had a number of boundary disputes with IMCO, including over UNEP’s promotion of regional pollution accords, </w:t>
       </w:r>
       <w:r>
         <w:rPr>
@@ -1111,6 +824,7 @@
           <w:sz w:val="24"/>
           <w:szCs w:val="24"/>
         </w:rPr>
+        <w:lastRenderedPageBreak/>
         <w:t xml:space="preserve">Goad left IMCO on 31 December 1973, forgoing the chance to continue until age 65. </w:t>
       </w:r>
       <w:r>
@@ -1128,45 +842,16 @@
           <w:sz w:val="24"/>
           <w:szCs w:val="24"/>
         </w:rPr>
-        <w:t xml:space="preserve"> </w:t>
-      </w:r>
-      <w:r>
-        <w:rPr>
-          <w:rFonts w:ascii="Times New Roman" w:eastAsia="Times New Roman" w:hAnsi="Times New Roman" w:cs="Times New Roman"/>
-          <w:sz w:val="24"/>
-          <w:szCs w:val="24"/>
-        </w:rPr>
-        <w:lastRenderedPageBreak/>
-        <w:t xml:space="preserve">Throughout his time as Secretary-General, his role, and that of the Secretariat more generally, was never politically significant. How much of that was due to the personalities, characters </w:t>
-      </w:r>
-      <w:r>
-        <w:rPr>
-          <w:rFonts w:ascii="Times New Roman" w:eastAsia="Times New Roman" w:hAnsi="Times New Roman" w:cs="Times New Roman"/>
-          <w:color w:val="auto"/>
-          <w:sz w:val="24"/>
-          <w:szCs w:val="24"/>
-        </w:rPr>
-        <w:t xml:space="preserve">and beliefs of the Secretary-General and other top officials is open to some dispute, but Goad seemed to believe that the limited role he performed was appropriate (McLaren 1972: 231). </w:t>
-      </w:r>
-      <w:proofErr w:type="gramStart"/>
-      <w:r>
-        <w:rPr>
-          <w:rFonts w:ascii="Times New Roman" w:eastAsia="Times New Roman" w:hAnsi="Times New Roman" w:cs="Times New Roman"/>
-          <w:color w:val="auto"/>
-          <w:sz w:val="24"/>
-          <w:szCs w:val="24"/>
-        </w:rPr>
-        <w:t>In spite of</w:t>
-      </w:r>
-      <w:proofErr w:type="gramEnd"/>
-      <w:r>
-        <w:rPr>
-          <w:rFonts w:ascii="Times New Roman" w:eastAsia="Times New Roman" w:hAnsi="Times New Roman" w:cs="Times New Roman"/>
-          <w:color w:val="auto"/>
-          <w:sz w:val="24"/>
-          <w:szCs w:val="24"/>
-        </w:rPr>
-        <w:t xml:space="preserve"> his return to Gloucester he agreed to serve on the World Bank’s Advisory Board, </w:t>
+        <w:t xml:space="preserve"> Throughout his time as Secretary-General, his role, and that of the Secretariat more generally, was never politically significant. How much of that was due to the personalities, characters </w:t>
+      </w:r>
+      <w:r>
+        <w:rPr>
+          <w:rFonts w:ascii="Times New Roman" w:eastAsia="Times New Roman" w:hAnsi="Times New Roman" w:cs="Times New Roman"/>
+          <w:color w:val="auto"/>
+          <w:sz w:val="24"/>
+          <w:szCs w:val="24"/>
+        </w:rPr>
+        <w:t xml:space="preserve">and beliefs of the Secretary-General and other top officials is open to some dispute, but Goad seemed to believe that the limited role he performed was appropriate (McLaren 1972: 231). In spite of his return to Gloucester he agreed to serve on the World Bank’s Advisory Board, </w:t>
       </w:r>
       <w:r>
         <w:rPr>
@@ -1202,47 +887,7 @@
           <w:sz w:val="24"/>
           <w:szCs w:val="24"/>
         </w:rPr>
-        <w:t xml:space="preserve">ed to include representatives from various economic sectors. On 15 June 1974 Goad was appointed Knight Commander of the Most Distinguished Order (KCMG) of St Michael and St George, which is awarded to men and women who render extraordinary or important non-military service in a foreign country. Decades later Goad was coaxed back into part-time employment. Effective 15 October 1991 he was made a non-executive director of International Registers, Inc., a Virginia-based company that runs the Liberian shipping register as well as one for the Marshall Islands in the Pacific, a position he held until his death in 1998. He also became a consultant to the Liberian Shipping Council, representing it at the International Chamber of Shipping, and was elected to the International Chamber’s Executive Council. Goad continued travelling around the world, including to the Soviet Union, China and the United States until failing health forced him to curtail his activities. He died in Hunters Care Centre in Cirencester in March 1998 at the age of 83. Having converted to Roman Catholicism, his wife’s religion, his funeral took place at St Thomas Roman Catholic Church at </w:t>
-      </w:r>
-      <w:proofErr w:type="spellStart"/>
-      <w:r>
-        <w:rPr>
-          <w:rFonts w:ascii="Times New Roman" w:eastAsia="Times New Roman" w:hAnsi="Times New Roman" w:cs="Times New Roman"/>
-          <w:color w:val="auto"/>
-          <w:sz w:val="24"/>
-          <w:szCs w:val="24"/>
-        </w:rPr>
-        <w:t>Horcott</w:t>
-      </w:r>
-      <w:proofErr w:type="spellEnd"/>
-      <w:r>
-        <w:rPr>
-          <w:rFonts w:ascii="Times New Roman" w:eastAsia="Times New Roman" w:hAnsi="Times New Roman" w:cs="Times New Roman"/>
-          <w:color w:val="auto"/>
-          <w:sz w:val="24"/>
-          <w:szCs w:val="24"/>
-        </w:rPr>
-        <w:t xml:space="preserve"> in Fairford, Wiltshire, the same place where his wife’s funeral had been held in October </w:t>
-      </w:r>
-      <w:proofErr w:type="gramStart"/>
-      <w:r>
-        <w:rPr>
-          <w:rFonts w:ascii="Times New Roman" w:eastAsia="Times New Roman" w:hAnsi="Times New Roman" w:cs="Times New Roman"/>
-          <w:color w:val="auto"/>
-          <w:sz w:val="24"/>
-          <w:szCs w:val="24"/>
-        </w:rPr>
-        <w:t>1980</w:t>
-      </w:r>
-      <w:proofErr w:type="gramEnd"/>
-      <w:r>
-        <w:rPr>
-          <w:rFonts w:ascii="Times New Roman" w:eastAsia="Times New Roman" w:hAnsi="Times New Roman" w:cs="Times New Roman"/>
-          <w:color w:val="auto"/>
-          <w:sz w:val="24"/>
-          <w:szCs w:val="24"/>
-        </w:rPr>
-        <w:t xml:space="preserve"> and he is buried in the churchyard there.</w:t>
+        <w:t>ed to include representatives from various economic sectors. On 15 June 1974 Goad was appointed Knight Commander of the Most Distinguished Order (KCMG) of St Michael and St George, which is awarded to men and women who render extraordinary or important non-military service in a foreign country. Decades later Goad was coaxed back into part-time employment. Effective 15 October 1991 he was made a non-executive director of International Registers, Inc., a Virginia-based company that runs the Liberian shipping register as well as one for the Marshall Islands in the Pacific, a position he held until his death in 1998. He also became a consultant to the Liberian Shipping Council, representing it at the International Chamber of Shipping, and was elected to the International Chamber’s Executive Council. Goad continued travelling around the world, including to the Soviet Union, China and the United States until failing health forced him to curtail his activities. He died in Hunters Care Centre in Cirencester in March 1998 at the age of 83. Having converted to Roman Catholicism, his wife’s religion, his funeral took place at St Thomas Roman Catholic Church at Horcott in Fairford, Wiltshire, the same place where his wife’s funeral had been held in October 1980 and he is buried in the churchyard there.</w:t>
       </w:r>
     </w:p>
     <w:p>
@@ -1298,25 +943,7 @@
           <w:sz w:val="24"/>
           <w:szCs w:val="24"/>
         </w:rPr>
-        <w:t xml:space="preserve">Goad’s papers relating to his time as Secretary-General are available as part of the Papers of the United Nations Career Records Project at the Bodleian Library, University of Oxford, Oxford, England, filed under </w:t>
-      </w:r>
-      <w:proofErr w:type="spellStart"/>
-      <w:r>
-        <w:rPr>
-          <w:rFonts w:ascii="Times New Roman" w:eastAsia="Times New Roman" w:hAnsi="Times New Roman" w:cs="Times New Roman"/>
-          <w:sz w:val="24"/>
-          <w:szCs w:val="24"/>
-        </w:rPr>
-        <w:t>fols</w:t>
-      </w:r>
-      <w:proofErr w:type="spellEnd"/>
-      <w:r>
-        <w:rPr>
-          <w:rFonts w:ascii="Times New Roman" w:eastAsia="Times New Roman" w:hAnsi="Times New Roman" w:cs="Times New Roman"/>
-          <w:sz w:val="24"/>
-          <w:szCs w:val="24"/>
-        </w:rPr>
-        <w:t xml:space="preserve">. 1-56 Sir Colin Goad, IMCO/IMO 1963-1972, see </w:t>
+        <w:t xml:space="preserve">Goad’s papers relating to his time as Secretary-General are available as part of the Papers of the United Nations Career Records Project at the Bodleian Library, University of Oxford, Oxford, England, filed under fols. 1-56 Sir Colin Goad, IMCO/IMO 1963-1972, see </w:t>
       </w:r>
       <w:hyperlink r:id="rId7">
         <w:r>
@@ -1475,25 +1102,14 @@
         </w:rPr>
         <w:t xml:space="preserve">, 9 May 1969, 11 (Letter to the Editor); </w:t>
       </w:r>
-      <w:proofErr w:type="spellStart"/>
-      <w:r>
-        <w:rPr>
-          <w:rFonts w:ascii="Times New Roman" w:eastAsia="Times New Roman" w:hAnsi="Times New Roman" w:cs="Times New Roman"/>
-          <w:i/>
-          <w:sz w:val="24"/>
-          <w:szCs w:val="24"/>
-        </w:rPr>
-        <w:t>Seestrassenordnung</w:t>
-      </w:r>
-      <w:proofErr w:type="spellEnd"/>
-      <w:r>
-        <w:rPr>
-          <w:rFonts w:ascii="Times New Roman" w:eastAsia="Times New Roman" w:hAnsi="Times New Roman" w:cs="Times New Roman"/>
-          <w:i/>
-          <w:sz w:val="24"/>
-          <w:szCs w:val="24"/>
-        </w:rPr>
-        <w:t xml:space="preserve"> 1972 = International Regulations for Preventing Collisions at Sea, 1972,</w:t>
+      <w:r>
+        <w:rPr>
+          <w:rFonts w:ascii="Times New Roman" w:eastAsia="Times New Roman" w:hAnsi="Times New Roman" w:cs="Times New Roman"/>
+          <w:i/>
+          <w:sz w:val="24"/>
+          <w:szCs w:val="24"/>
+        </w:rPr>
+        <w:t>Seestrassenordnung 1972 = International Regulations for Preventing Collisions at Sea, 1972,</w:t>
       </w:r>
       <w:r>
         <w:rPr>
@@ -1835,43 +1451,16 @@
           <w:sz w:val="24"/>
           <w:szCs w:val="24"/>
         </w:rPr>
-        <w:t xml:space="preserve"> Alphen </w:t>
-      </w:r>
-      <w:proofErr w:type="spellStart"/>
-      <w:r>
-        <w:rPr>
-          <w:rFonts w:ascii="Times New Roman" w:eastAsia="Times New Roman" w:hAnsi="Times New Roman" w:cs="Times New Roman"/>
-          <w:sz w:val="24"/>
-          <w:szCs w:val="24"/>
-        </w:rPr>
-        <w:t>aan</w:t>
-      </w:r>
-      <w:proofErr w:type="spellEnd"/>
-      <w:r>
-        <w:rPr>
-          <w:rFonts w:ascii="Times New Roman" w:eastAsia="Times New Roman" w:hAnsi="Times New Roman" w:cs="Times New Roman"/>
-          <w:sz w:val="24"/>
-          <w:szCs w:val="24"/>
-        </w:rPr>
-        <w:t xml:space="preserve"> den Rijn 1978; R.M. </w:t>
-      </w:r>
-      <w:proofErr w:type="spellStart"/>
-      <w:r>
-        <w:rPr>
-          <w:rFonts w:ascii="Times New Roman" w:eastAsia="Times New Roman" w:hAnsi="Times New Roman" w:cs="Times New Roman"/>
-          <w:sz w:val="24"/>
-          <w:szCs w:val="24"/>
-        </w:rPr>
-        <w:t>M’Gonigle</w:t>
-      </w:r>
-      <w:proofErr w:type="spellEnd"/>
-      <w:r>
-        <w:rPr>
-          <w:rFonts w:ascii="Times New Roman" w:eastAsia="Times New Roman" w:hAnsi="Times New Roman" w:cs="Times New Roman"/>
-          <w:sz w:val="24"/>
-          <w:szCs w:val="24"/>
-        </w:rPr>
-        <w:t xml:space="preserve"> and M.W. Zacher, </w:t>
+        <w:t xml:space="preserve"> Alphen aan den Rijn 1978; R.M. M’Gonigle and </w:t>
+      </w:r>
+      <w:r>
+        <w:rPr>
+          <w:rFonts w:ascii="Times New Roman" w:eastAsia="Times New Roman" w:hAnsi="Times New Roman" w:cs="Times New Roman"/>
+          <w:sz w:val="24"/>
+          <w:szCs w:val="24"/>
+        </w:rPr>
+        <w:lastRenderedPageBreak/>
+        <w:t xml:space="preserve">M.W. Zacher, </w:t>
       </w:r>
       <w:r>
         <w:rPr>
@@ -1939,16 +1528,7 @@
           <w:sz w:val="24"/>
           <w:szCs w:val="24"/>
         </w:rPr>
-        <w:t xml:space="preserve">, New York 1994, 727; </w:t>
-      </w:r>
-      <w:r>
-        <w:rPr>
-          <w:rFonts w:ascii="Times New Roman" w:eastAsia="Times New Roman" w:hAnsi="Times New Roman" w:cs="Times New Roman"/>
-          <w:sz w:val="24"/>
-          <w:szCs w:val="24"/>
-        </w:rPr>
-        <w:lastRenderedPageBreak/>
-        <w:t xml:space="preserve">‘Sir Colin Goad; Obituary’ in </w:t>
+        <w:t xml:space="preserve">, New York 1994, 727; ‘Sir Colin Goad; Obituary’ in </w:t>
       </w:r>
       <w:r>
         <w:rPr>
@@ -1999,25 +1579,7 @@
           <w:sz w:val="24"/>
           <w:szCs w:val="24"/>
         </w:rPr>
-        <w:t xml:space="preserve">, London 2001, 234; T. </w:t>
-      </w:r>
-      <w:proofErr w:type="spellStart"/>
-      <w:r>
-        <w:rPr>
-          <w:rFonts w:ascii="Times New Roman" w:eastAsia="Times New Roman" w:hAnsi="Times New Roman" w:cs="Times New Roman"/>
-          <w:sz w:val="24"/>
-          <w:szCs w:val="24"/>
-        </w:rPr>
-        <w:t>Rafgard</w:t>
-      </w:r>
-      <w:proofErr w:type="spellEnd"/>
-      <w:r>
-        <w:rPr>
-          <w:rFonts w:ascii="Times New Roman" w:eastAsia="Times New Roman" w:hAnsi="Times New Roman" w:cs="Times New Roman"/>
-          <w:sz w:val="24"/>
-          <w:szCs w:val="24"/>
-        </w:rPr>
-        <w:t xml:space="preserve">, </w:t>
+        <w:t xml:space="preserve">, London 2001, 234; T. Rafgard, </w:t>
       </w:r>
       <w:r>
         <w:rPr>
@@ -2053,25 +1615,7 @@
           <w:sz w:val="24"/>
           <w:szCs w:val="24"/>
         </w:rPr>
-        <w:t xml:space="preserve">; F. Biermann and B. </w:t>
-      </w:r>
-      <w:proofErr w:type="spellStart"/>
-      <w:r>
-        <w:rPr>
-          <w:rFonts w:ascii="Times New Roman" w:eastAsia="Times New Roman" w:hAnsi="Times New Roman" w:cs="Times New Roman"/>
-          <w:sz w:val="24"/>
-          <w:szCs w:val="24"/>
-        </w:rPr>
-        <w:t>Siebenhüner</w:t>
-      </w:r>
-      <w:proofErr w:type="spellEnd"/>
-      <w:r>
-        <w:rPr>
-          <w:rFonts w:ascii="Times New Roman" w:eastAsia="Times New Roman" w:hAnsi="Times New Roman" w:cs="Times New Roman"/>
-          <w:sz w:val="24"/>
-          <w:szCs w:val="24"/>
-        </w:rPr>
-        <w:t xml:space="preserve"> (Eds), </w:t>
+        <w:t xml:space="preserve">; F. Biermann and B. Siebenhüner (Eds), </w:t>
       </w:r>
       <w:r>
         <w:rPr>
@@ -2408,7 +1952,7 @@
 </file>
 
 <file path=word/endnotes.xml><?xml version="1.0" encoding="utf-8"?>
-<w:endnotes xmlns:wpc="http://schemas.microsoft.com/office/word/2010/wordprocessingCanvas" xmlns:cx="http://schemas.microsoft.com/office/drawing/2014/chartex" xmlns:cx1="http://schemas.microsoft.com/office/drawing/2015/9/8/chartex" xmlns:cx2="http://schemas.microsoft.com/office/drawing/2015/10/21/chartex" xmlns:cx3="http://schemas.microsoft.com/office/drawing/2016/5/9/chartex" xmlns:cx4="http://schemas.microsoft.com/office/drawing/2016/5/10/chartex" xmlns:cx5="http://schemas.microsoft.com/office/drawing/2016/5/11/chartex" xmlns:cx6="http://schemas.microsoft.com/office/drawing/2016/5/12/chartex" xmlns:cx7="http://schemas.microsoft.com/office/drawing/2016/5/13/chartex" xmlns:cx8="http://schemas.microsoft.com/office/drawing/2016/5/14/chartex" xmlns:mc="http://schemas.openxmlformats.org/markup-compatibility/2006" xmlns:aink="http://schemas.microsoft.com/office/drawing/2016/ink" xmlns:am3d="http://schemas.microsoft.com/office/drawing/2017/model3d" xmlns:o="urn:schemas-microsoft-com:office:office" xmlns:oel="http://schemas.microsoft.com/office/2019/extlst" xmlns:r="http://schemas.openxmlformats.org/officeDocument/2006/relationships" xmlns:m="http://schemas.openxmlformats.org/officeDocument/2006/math" xmlns:v="urn:schemas-microsoft-com:vml" xmlns:wp14="http://schemas.microsoft.com/office/word/2010/wordprocessingDrawing" xmlns:wp="http://schemas.openxmlformats.org/drawingml/2006/wordprocessingDrawing" xmlns:w10="urn:schemas-microsoft-com:office:word" xmlns:w="http://schemas.openxmlformats.org/wordprocessingml/2006/main" xmlns:w14="http://schemas.microsoft.com/office/word/2010/wordml" xmlns:w15="http://schemas.microsoft.com/office/word/2012/wordml" xmlns:w16cex="http://schemas.microsoft.com/office/word/2018/wordml/cex" xmlns:w16cid="http://schemas.microsoft.com/office/word/2016/wordml/cid" xmlns:w16="http://schemas.microsoft.com/office/word/2018/wordml" xmlns:w16du="http://schemas.microsoft.com/office/word/2023/wordml/word16du" xmlns:w16sdtdh="http://schemas.microsoft.com/office/word/2020/wordml/sdtdatahash" xmlns:w16sdtfl="http://schemas.microsoft.com/office/word/2024/wordml/sdtformatlock" xmlns:w16se="http://schemas.microsoft.com/office/word/2015/wordml/symex" xmlns:wpg="http://schemas.microsoft.com/office/word/2010/wordprocessingGroup" xmlns:wpi="http://schemas.microsoft.com/office/word/2010/wordprocessingInk" xmlns:wne="http://schemas.microsoft.com/office/word/2006/wordml" xmlns:wps="http://schemas.microsoft.com/office/word/2010/wordprocessingShape" mc:Ignorable="w14 w15 w16se w16cid w16 w16cex w16sdtdh w16sdtfl w16du wp14">
+<w:endnotes xmlns:wpc="http://schemas.microsoft.com/office/word/2010/wordprocessingCanvas" xmlns:cx="http://schemas.microsoft.com/office/drawing/2014/chartex" xmlns:cx1="http://schemas.microsoft.com/office/drawing/2015/9/8/chartex" xmlns:cx2="http://schemas.microsoft.com/office/drawing/2015/10/21/chartex" xmlns:cx3="http://schemas.microsoft.com/office/drawing/2016/5/9/chartex" xmlns:cx4="http://schemas.microsoft.com/office/drawing/2016/5/10/chartex" xmlns:cx5="http://schemas.microsoft.com/office/drawing/2016/5/11/chartex" xmlns:cx6="http://schemas.microsoft.com/office/drawing/2016/5/12/chartex" xmlns:cx7="http://schemas.microsoft.com/office/drawing/2016/5/13/chartex" xmlns:cx8="http://schemas.microsoft.com/office/drawing/2016/5/14/chartex" xmlns:mc="http://schemas.openxmlformats.org/markup-compatibility/2006" xmlns:m="http://schemas.openxmlformats.org/officeDocument/2006/math" xmlns:aink="http://schemas.microsoft.com/office/drawing/2016/ink" xmlns:am3d="http://schemas.microsoft.com/office/drawing/2017/model3d" xmlns:oel="http://schemas.microsoft.com/office/2019/extlst" xmlns:r="http://schemas.openxmlformats.org/officeDocument/2006/relationships" xmlns:wp14="http://schemas.microsoft.com/office/word/2010/wordprocessingDrawing" xmlns:wp="http://schemas.openxmlformats.org/drawingml/2006/wordprocessingDrawing" xmlns:wpg="http://schemas.microsoft.com/office/word/2010/wordprocessingGroup" xmlns:wpi="http://schemas.microsoft.com/office/word/2010/wordprocessingInk" xmlns:wps="http://schemas.microsoft.com/office/word/2010/wordprocessingShape" xmlns:o="urn:schemas-microsoft-com:office:office" xmlns:v="urn:schemas-microsoft-com:vml" xmlns:w10="urn:schemas-microsoft-com:office:word" xmlns:w="http://schemas.openxmlformats.org/wordprocessingml/2006/main" xmlns:w14="http://schemas.microsoft.com/office/word/2010/wordml" xmlns:w15="http://schemas.microsoft.com/office/word/2012/wordml" xmlns:w16cei="http://schemas.microsoft.com/office/word/2026/wordml/cei" xmlns:w16cex="http://schemas.microsoft.com/office/word/2018/wordml/cex" xmlns:w16cid="http://schemas.microsoft.com/office/word/2016/wordml/cid" xmlns:w16="http://schemas.microsoft.com/office/word/2018/wordml" xmlns:w16sdtdh="http://schemas.microsoft.com/office/word/2020/wordml/sdtdatahash" xmlns:w16sdtfl="http://schemas.microsoft.com/office/word/2024/wordml/sdtformatlock" xmlns:w16se="http://schemas.microsoft.com/office/word/2015/wordml/symex" xmlns:w16du="http://schemas.microsoft.com/office/word/2023/wordml/word16du" xmlns:wne="http://schemas.microsoft.com/office/word/2006/wordml" mc:Ignorable="w14 w15 w16se w16cid w16 w16cex w16sdtdh w16sdtfl w16du wp14">
   <w:endnote w:type="separator" w:id="-1">
     <w:p>
       <w:pPr>
@@ -2433,7 +1977,7 @@
 </file>
 
 <file path=word/footer1.xml><?xml version="1.0" encoding="utf-8"?>
-<w:ftr xmlns:wpc="http://schemas.microsoft.com/office/word/2010/wordprocessingCanvas" xmlns:cx="http://schemas.microsoft.com/office/drawing/2014/chartex" xmlns:cx1="http://schemas.microsoft.com/office/drawing/2015/9/8/chartex" xmlns:cx2="http://schemas.microsoft.com/office/drawing/2015/10/21/chartex" xmlns:cx3="http://schemas.microsoft.com/office/drawing/2016/5/9/chartex" xmlns:cx4="http://schemas.microsoft.com/office/drawing/2016/5/10/chartex" xmlns:cx5="http://schemas.microsoft.com/office/drawing/2016/5/11/chartex" xmlns:cx6="http://schemas.microsoft.com/office/drawing/2016/5/12/chartex" xmlns:cx7="http://schemas.microsoft.com/office/drawing/2016/5/13/chartex" xmlns:cx8="http://schemas.microsoft.com/office/drawing/2016/5/14/chartex" xmlns:mc="http://schemas.openxmlformats.org/markup-compatibility/2006" xmlns:aink="http://schemas.microsoft.com/office/drawing/2016/ink" xmlns:am3d="http://schemas.microsoft.com/office/drawing/2017/model3d" xmlns:o="urn:schemas-microsoft-com:office:office" xmlns:oel="http://schemas.microsoft.com/office/2019/extlst" xmlns:r="http://schemas.openxmlformats.org/officeDocument/2006/relationships" xmlns:m="http://schemas.openxmlformats.org/officeDocument/2006/math" xmlns:v="urn:schemas-microsoft-com:vml" xmlns:wp14="http://schemas.microsoft.com/office/word/2010/wordprocessingDrawing" xmlns:wp="http://schemas.openxmlformats.org/drawingml/2006/wordprocessingDrawing" xmlns:w10="urn:schemas-microsoft-com:office:word" xmlns:w="http://schemas.openxmlformats.org/wordprocessingml/2006/main" xmlns:w14="http://schemas.microsoft.com/office/word/2010/wordml" xmlns:w15="http://schemas.microsoft.com/office/word/2012/wordml" xmlns:w16cex="http://schemas.microsoft.com/office/word/2018/wordml/cex" xmlns:w16cid="http://schemas.microsoft.com/office/word/2016/wordml/cid" xmlns:w16="http://schemas.microsoft.com/office/word/2018/wordml" xmlns:w16du="http://schemas.microsoft.com/office/word/2023/wordml/word16du" xmlns:w16sdtdh="http://schemas.microsoft.com/office/word/2020/wordml/sdtdatahash" xmlns:w16sdtfl="http://schemas.microsoft.com/office/word/2024/wordml/sdtformatlock" xmlns:w16se="http://schemas.microsoft.com/office/word/2015/wordml/symex" xmlns:wpg="http://schemas.microsoft.com/office/word/2010/wordprocessingGroup" xmlns:wpi="http://schemas.microsoft.com/office/word/2010/wordprocessingInk" xmlns:wne="http://schemas.microsoft.com/office/word/2006/wordml" xmlns:wps="http://schemas.microsoft.com/office/word/2010/wordprocessingShape" mc:Ignorable="w14 w15 w16se w16cid w16 w16cex w16sdtdh w16sdtfl w16du wp14">
+<w:ftr xmlns:wpc="http://schemas.microsoft.com/office/word/2010/wordprocessingCanvas" xmlns:cx="http://schemas.microsoft.com/office/drawing/2014/chartex" xmlns:cx1="http://schemas.microsoft.com/office/drawing/2015/9/8/chartex" xmlns:cx2="http://schemas.microsoft.com/office/drawing/2015/10/21/chartex" xmlns:cx3="http://schemas.microsoft.com/office/drawing/2016/5/9/chartex" xmlns:cx4="http://schemas.microsoft.com/office/drawing/2016/5/10/chartex" xmlns:cx5="http://schemas.microsoft.com/office/drawing/2016/5/11/chartex" xmlns:cx6="http://schemas.microsoft.com/office/drawing/2016/5/12/chartex" xmlns:cx7="http://schemas.microsoft.com/office/drawing/2016/5/13/chartex" xmlns:cx8="http://schemas.microsoft.com/office/drawing/2016/5/14/chartex" xmlns:mc="http://schemas.openxmlformats.org/markup-compatibility/2006" xmlns:m="http://schemas.openxmlformats.org/officeDocument/2006/math" xmlns:aink="http://schemas.microsoft.com/office/drawing/2016/ink" xmlns:am3d="http://schemas.microsoft.com/office/drawing/2017/model3d" xmlns:oel="http://schemas.microsoft.com/office/2019/extlst" xmlns:r="http://schemas.openxmlformats.org/officeDocument/2006/relationships" xmlns:wp14="http://schemas.microsoft.com/office/word/2010/wordprocessingDrawing" xmlns:wp="http://schemas.openxmlformats.org/drawingml/2006/wordprocessingDrawing" xmlns:wpg="http://schemas.microsoft.com/office/word/2010/wordprocessingGroup" xmlns:wpi="http://schemas.microsoft.com/office/word/2010/wordprocessingInk" xmlns:wps="http://schemas.microsoft.com/office/word/2010/wordprocessingShape" xmlns:o="urn:schemas-microsoft-com:office:office" xmlns:v="urn:schemas-microsoft-com:vml" xmlns:w10="urn:schemas-microsoft-com:office:word" xmlns:w="http://schemas.openxmlformats.org/wordprocessingml/2006/main" xmlns:w14="http://schemas.microsoft.com/office/word/2010/wordml" xmlns:w15="http://schemas.microsoft.com/office/word/2012/wordml" xmlns:w16cei="http://schemas.microsoft.com/office/word/2026/wordml/cei" xmlns:w16cex="http://schemas.microsoft.com/office/word/2018/wordml/cex" xmlns:w16cid="http://schemas.microsoft.com/office/word/2016/wordml/cid" xmlns:w16="http://schemas.microsoft.com/office/word/2018/wordml" xmlns:w16sdtdh="http://schemas.microsoft.com/office/word/2020/wordml/sdtdatahash" xmlns:w16sdtfl="http://schemas.microsoft.com/office/word/2024/wordml/sdtformatlock" xmlns:w16se="http://schemas.microsoft.com/office/word/2015/wordml/symex" xmlns:w16du="http://schemas.microsoft.com/office/word/2023/wordml/word16du" xmlns:wne="http://schemas.microsoft.com/office/word/2006/wordml" mc:Ignorable="w14 w15 w16se w16cid w16 w16cex w16sdtdh w16sdtfl w16du wp14">
   <w:p>
     <w:pPr>
       <w:pStyle w:val="Voettekst"/>
@@ -2443,7 +1987,7 @@
 </file>
 
 <file path=word/footer2.xml><?xml version="1.0" encoding="utf-8"?>
-<w:ftr xmlns:wpc="http://schemas.microsoft.com/office/word/2010/wordprocessingCanvas" xmlns:cx="http://schemas.microsoft.com/office/drawing/2014/chartex" xmlns:cx1="http://schemas.microsoft.com/office/drawing/2015/9/8/chartex" xmlns:cx2="http://schemas.microsoft.com/office/drawing/2015/10/21/chartex" xmlns:cx3="http://schemas.microsoft.com/office/drawing/2016/5/9/chartex" xmlns:cx4="http://schemas.microsoft.com/office/drawing/2016/5/10/chartex" xmlns:cx5="http://schemas.microsoft.com/office/drawing/2016/5/11/chartex" xmlns:cx6="http://schemas.microsoft.com/office/drawing/2016/5/12/chartex" xmlns:cx7="http://schemas.microsoft.com/office/drawing/2016/5/13/chartex" xmlns:cx8="http://schemas.microsoft.com/office/drawing/2016/5/14/chartex" xmlns:mc="http://schemas.openxmlformats.org/markup-compatibility/2006" xmlns:aink="http://schemas.microsoft.com/office/drawing/2016/ink" xmlns:am3d="http://schemas.microsoft.com/office/drawing/2017/model3d" xmlns:o="urn:schemas-microsoft-com:office:office" xmlns:oel="http://schemas.microsoft.com/office/2019/extlst" xmlns:r="http://schemas.openxmlformats.org/officeDocument/2006/relationships" xmlns:m="http://schemas.openxmlformats.org/officeDocument/2006/math" xmlns:v="urn:schemas-microsoft-com:vml" xmlns:wp14="http://schemas.microsoft.com/office/word/2010/wordprocessingDrawing" xmlns:wp="http://schemas.openxmlformats.org/drawingml/2006/wordprocessingDrawing" xmlns:w10="urn:schemas-microsoft-com:office:word" xmlns:w="http://schemas.openxmlformats.org/wordprocessingml/2006/main" xmlns:w14="http://schemas.microsoft.com/office/word/2010/wordml" xmlns:w15="http://schemas.microsoft.com/office/word/2012/wordml" xmlns:w16cex="http://schemas.microsoft.com/office/word/2018/wordml/cex" xmlns:w16cid="http://schemas.microsoft.com/office/word/2016/wordml/cid" xmlns:w16="http://schemas.microsoft.com/office/word/2018/wordml" xmlns:w16du="http://schemas.microsoft.com/office/word/2023/wordml/word16du" xmlns:w16sdtdh="http://schemas.microsoft.com/office/word/2020/wordml/sdtdatahash" xmlns:w16sdtfl="http://schemas.microsoft.com/office/word/2024/wordml/sdtformatlock" xmlns:w16se="http://schemas.microsoft.com/office/word/2015/wordml/symex" xmlns:wpg="http://schemas.microsoft.com/office/word/2010/wordprocessingGroup" xmlns:wpi="http://schemas.microsoft.com/office/word/2010/wordprocessingInk" xmlns:wne="http://schemas.microsoft.com/office/word/2006/wordml" xmlns:wps="http://schemas.microsoft.com/office/word/2010/wordprocessingShape" mc:Ignorable="w14 w15 w16se w16cid w16 w16cex w16sdtdh w16sdtfl w16du wp14">
+<w:ftr xmlns:wpc="http://schemas.microsoft.com/office/word/2010/wordprocessingCanvas" xmlns:cx="http://schemas.microsoft.com/office/drawing/2014/chartex" xmlns:cx1="http://schemas.microsoft.com/office/drawing/2015/9/8/chartex" xmlns:cx2="http://schemas.microsoft.com/office/drawing/2015/10/21/chartex" xmlns:cx3="http://schemas.microsoft.com/office/drawing/2016/5/9/chartex" xmlns:cx4="http://schemas.microsoft.com/office/drawing/2016/5/10/chartex" xmlns:cx5="http://schemas.microsoft.com/office/drawing/2016/5/11/chartex" xmlns:cx6="http://schemas.microsoft.com/office/drawing/2016/5/12/chartex" xmlns:cx7="http://schemas.microsoft.com/office/drawing/2016/5/13/chartex" xmlns:cx8="http://schemas.microsoft.com/office/drawing/2016/5/14/chartex" xmlns:mc="http://schemas.openxmlformats.org/markup-compatibility/2006" xmlns:m="http://schemas.openxmlformats.org/officeDocument/2006/math" xmlns:aink="http://schemas.microsoft.com/office/drawing/2016/ink" xmlns:am3d="http://schemas.microsoft.com/office/drawing/2017/model3d" xmlns:oel="http://schemas.microsoft.com/office/2019/extlst" xmlns:r="http://schemas.openxmlformats.org/officeDocument/2006/relationships" xmlns:wp14="http://schemas.microsoft.com/office/word/2010/wordprocessingDrawing" xmlns:wp="http://schemas.openxmlformats.org/drawingml/2006/wordprocessingDrawing" xmlns:wpg="http://schemas.microsoft.com/office/word/2010/wordprocessingGroup" xmlns:wpi="http://schemas.microsoft.com/office/word/2010/wordprocessingInk" xmlns:wps="http://schemas.microsoft.com/office/word/2010/wordprocessingShape" xmlns:o="urn:schemas-microsoft-com:office:office" xmlns:v="urn:schemas-microsoft-com:vml" xmlns:w10="urn:schemas-microsoft-com:office:word" xmlns:w="http://schemas.openxmlformats.org/wordprocessingml/2006/main" xmlns:w14="http://schemas.microsoft.com/office/word/2010/wordml" xmlns:w15="http://schemas.microsoft.com/office/word/2012/wordml" xmlns:w16cei="http://schemas.microsoft.com/office/word/2026/wordml/cei" xmlns:w16cex="http://schemas.microsoft.com/office/word/2018/wordml/cex" xmlns:w16cid="http://schemas.microsoft.com/office/word/2016/wordml/cid" xmlns:w16="http://schemas.microsoft.com/office/word/2018/wordml" xmlns:w16sdtdh="http://schemas.microsoft.com/office/word/2020/wordml/sdtdatahash" xmlns:w16sdtfl="http://schemas.microsoft.com/office/word/2024/wordml/sdtformatlock" xmlns:w16se="http://schemas.microsoft.com/office/word/2015/wordml/symex" xmlns:w16du="http://schemas.microsoft.com/office/word/2023/wordml/word16du" xmlns:wne="http://schemas.microsoft.com/office/word/2006/wordml" mc:Ignorable="w14 w15 w16se w16cid w16 w16cex w16sdtdh w16sdtfl w16du wp14">
   <w:p>
     <w:pPr>
       <w:tabs>
@@ -2495,7 +2039,7 @@
 </file>
 
 <file path=word/footer3.xml><?xml version="1.0" encoding="utf-8"?>
-<w:ftr xmlns:wpc="http://schemas.microsoft.com/office/word/2010/wordprocessingCanvas" xmlns:cx="http://schemas.microsoft.com/office/drawing/2014/chartex" xmlns:cx1="http://schemas.microsoft.com/office/drawing/2015/9/8/chartex" xmlns:cx2="http://schemas.microsoft.com/office/drawing/2015/10/21/chartex" xmlns:cx3="http://schemas.microsoft.com/office/drawing/2016/5/9/chartex" xmlns:cx4="http://schemas.microsoft.com/office/drawing/2016/5/10/chartex" xmlns:cx5="http://schemas.microsoft.com/office/drawing/2016/5/11/chartex" xmlns:cx6="http://schemas.microsoft.com/office/drawing/2016/5/12/chartex" xmlns:cx7="http://schemas.microsoft.com/office/drawing/2016/5/13/chartex" xmlns:cx8="http://schemas.microsoft.com/office/drawing/2016/5/14/chartex" xmlns:mc="http://schemas.openxmlformats.org/markup-compatibility/2006" xmlns:aink="http://schemas.microsoft.com/office/drawing/2016/ink" xmlns:am3d="http://schemas.microsoft.com/office/drawing/2017/model3d" xmlns:o="urn:schemas-microsoft-com:office:office" xmlns:oel="http://schemas.microsoft.com/office/2019/extlst" xmlns:r="http://schemas.openxmlformats.org/officeDocument/2006/relationships" xmlns:m="http://schemas.openxmlformats.org/officeDocument/2006/math" xmlns:v="urn:schemas-microsoft-com:vml" xmlns:wp14="http://schemas.microsoft.com/office/word/2010/wordprocessingDrawing" xmlns:wp="http://schemas.openxmlformats.org/drawingml/2006/wordprocessingDrawing" xmlns:w10="urn:schemas-microsoft-com:office:word" xmlns:w="http://schemas.openxmlformats.org/wordprocessingml/2006/main" xmlns:w14="http://schemas.microsoft.com/office/word/2010/wordml" xmlns:w15="http://schemas.microsoft.com/office/word/2012/wordml" xmlns:w16cex="http://schemas.microsoft.com/office/word/2018/wordml/cex" xmlns:w16cid="http://schemas.microsoft.com/office/word/2016/wordml/cid" xmlns:w16="http://schemas.microsoft.com/office/word/2018/wordml" xmlns:w16du="http://schemas.microsoft.com/office/word/2023/wordml/word16du" xmlns:w16sdtdh="http://schemas.microsoft.com/office/word/2020/wordml/sdtdatahash" xmlns:w16sdtfl="http://schemas.microsoft.com/office/word/2024/wordml/sdtformatlock" xmlns:w16se="http://schemas.microsoft.com/office/word/2015/wordml/symex" xmlns:wpg="http://schemas.microsoft.com/office/word/2010/wordprocessingGroup" xmlns:wpi="http://schemas.microsoft.com/office/word/2010/wordprocessingInk" xmlns:wne="http://schemas.microsoft.com/office/word/2006/wordml" xmlns:wps="http://schemas.microsoft.com/office/word/2010/wordprocessingShape" mc:Ignorable="w14 w15 w16se w16cid w16 w16cex w16sdtdh w16sdtfl w16du wp14">
+<w:ftr xmlns:wpc="http://schemas.microsoft.com/office/word/2010/wordprocessingCanvas" xmlns:cx="http://schemas.microsoft.com/office/drawing/2014/chartex" xmlns:cx1="http://schemas.microsoft.com/office/drawing/2015/9/8/chartex" xmlns:cx2="http://schemas.microsoft.com/office/drawing/2015/10/21/chartex" xmlns:cx3="http://schemas.microsoft.com/office/drawing/2016/5/9/chartex" xmlns:cx4="http://schemas.microsoft.com/office/drawing/2016/5/10/chartex" xmlns:cx5="http://schemas.microsoft.com/office/drawing/2016/5/11/chartex" xmlns:cx6="http://schemas.microsoft.com/office/drawing/2016/5/12/chartex" xmlns:cx7="http://schemas.microsoft.com/office/drawing/2016/5/13/chartex" xmlns:cx8="http://schemas.microsoft.com/office/drawing/2016/5/14/chartex" xmlns:mc="http://schemas.openxmlformats.org/markup-compatibility/2006" xmlns:m="http://schemas.openxmlformats.org/officeDocument/2006/math" xmlns:aink="http://schemas.microsoft.com/office/drawing/2016/ink" xmlns:am3d="http://schemas.microsoft.com/office/drawing/2017/model3d" xmlns:oel="http://schemas.microsoft.com/office/2019/extlst" xmlns:r="http://schemas.openxmlformats.org/officeDocument/2006/relationships" xmlns:wp14="http://schemas.microsoft.com/office/word/2010/wordprocessingDrawing" xmlns:wp="http://schemas.openxmlformats.org/drawingml/2006/wordprocessingDrawing" xmlns:wpg="http://schemas.microsoft.com/office/word/2010/wordprocessingGroup" xmlns:wpi="http://schemas.microsoft.com/office/word/2010/wordprocessingInk" xmlns:wps="http://schemas.microsoft.com/office/word/2010/wordprocessingShape" xmlns:o="urn:schemas-microsoft-com:office:office" xmlns:v="urn:schemas-microsoft-com:vml" xmlns:w10="urn:schemas-microsoft-com:office:word" xmlns:w="http://schemas.openxmlformats.org/wordprocessingml/2006/main" xmlns:w14="http://schemas.microsoft.com/office/word/2010/wordml" xmlns:w15="http://schemas.microsoft.com/office/word/2012/wordml" xmlns:w16cei="http://schemas.microsoft.com/office/word/2026/wordml/cei" xmlns:w16cex="http://schemas.microsoft.com/office/word/2018/wordml/cex" xmlns:w16cid="http://schemas.microsoft.com/office/word/2016/wordml/cid" xmlns:w16="http://schemas.microsoft.com/office/word/2018/wordml" xmlns:w16sdtdh="http://schemas.microsoft.com/office/word/2020/wordml/sdtdatahash" xmlns:w16sdtfl="http://schemas.microsoft.com/office/word/2024/wordml/sdtformatlock" xmlns:w16se="http://schemas.microsoft.com/office/word/2015/wordml/symex" xmlns:w16du="http://schemas.microsoft.com/office/word/2023/wordml/word16du" xmlns:wne="http://schemas.microsoft.com/office/word/2006/wordml" mc:Ignorable="w14 w15 w16se w16cid w16 w16cex w16sdtdh w16sdtfl w16du wp14">
   <w:p>
     <w:pPr>
       <w:pStyle w:val="Voettekst"/>
@@ -2505,7 +2049,7 @@
 </file>
 
 <file path=word/footnotes.xml><?xml version="1.0" encoding="utf-8"?>
-<w:footnotes xmlns:wpc="http://schemas.microsoft.com/office/word/2010/wordprocessingCanvas" xmlns:cx="http://schemas.microsoft.com/office/drawing/2014/chartex" xmlns:cx1="http://schemas.microsoft.com/office/drawing/2015/9/8/chartex" xmlns:cx2="http://schemas.microsoft.com/office/drawing/2015/10/21/chartex" xmlns:cx3="http://schemas.microsoft.com/office/drawing/2016/5/9/chartex" xmlns:cx4="http://schemas.microsoft.com/office/drawing/2016/5/10/chartex" xmlns:cx5="http://schemas.microsoft.com/office/drawing/2016/5/11/chartex" xmlns:cx6="http://schemas.microsoft.com/office/drawing/2016/5/12/chartex" xmlns:cx7="http://schemas.microsoft.com/office/drawing/2016/5/13/chartex" xmlns:cx8="http://schemas.microsoft.com/office/drawing/2016/5/14/chartex" xmlns:mc="http://schemas.openxmlformats.org/markup-compatibility/2006" xmlns:aink="http://schemas.microsoft.com/office/drawing/2016/ink" xmlns:am3d="http://schemas.microsoft.com/office/drawing/2017/model3d" xmlns:o="urn:schemas-microsoft-com:office:office" xmlns:oel="http://schemas.microsoft.com/office/2019/extlst" xmlns:r="http://schemas.openxmlformats.org/officeDocument/2006/relationships" xmlns:m="http://schemas.openxmlformats.org/officeDocument/2006/math" xmlns:v="urn:schemas-microsoft-com:vml" xmlns:wp14="http://schemas.microsoft.com/office/word/2010/wordprocessingDrawing" xmlns:wp="http://schemas.openxmlformats.org/drawingml/2006/wordprocessingDrawing" xmlns:w10="urn:schemas-microsoft-com:office:word" xmlns:w="http://schemas.openxmlformats.org/wordprocessingml/2006/main" xmlns:w14="http://schemas.microsoft.com/office/word/2010/wordml" xmlns:w15="http://schemas.microsoft.com/office/word/2012/wordml" xmlns:w16cex="http://schemas.microsoft.com/office/word/2018/wordml/cex" xmlns:w16cid="http://schemas.microsoft.com/office/word/2016/wordml/cid" xmlns:w16="http://schemas.microsoft.com/office/word/2018/wordml" xmlns:w16du="http://schemas.microsoft.com/office/word/2023/wordml/word16du" xmlns:w16sdtdh="http://schemas.microsoft.com/office/word/2020/wordml/sdtdatahash" xmlns:w16sdtfl="http://schemas.microsoft.com/office/word/2024/wordml/sdtformatlock" xmlns:w16se="http://schemas.microsoft.com/office/word/2015/wordml/symex" xmlns:wpg="http://schemas.microsoft.com/office/word/2010/wordprocessingGroup" xmlns:wpi="http://schemas.microsoft.com/office/word/2010/wordprocessingInk" xmlns:wne="http://schemas.microsoft.com/office/word/2006/wordml" xmlns:wps="http://schemas.microsoft.com/office/word/2010/wordprocessingShape" mc:Ignorable="w14 w15 w16se w16cid w16 w16cex w16sdtdh w16sdtfl w16du wp14">
+<w:footnotes xmlns:wpc="http://schemas.microsoft.com/office/word/2010/wordprocessingCanvas" xmlns:cx="http://schemas.microsoft.com/office/drawing/2014/chartex" xmlns:cx1="http://schemas.microsoft.com/office/drawing/2015/9/8/chartex" xmlns:cx2="http://schemas.microsoft.com/office/drawing/2015/10/21/chartex" xmlns:cx3="http://schemas.microsoft.com/office/drawing/2016/5/9/chartex" xmlns:cx4="http://schemas.microsoft.com/office/drawing/2016/5/10/chartex" xmlns:cx5="http://schemas.microsoft.com/office/drawing/2016/5/11/chartex" xmlns:cx6="http://schemas.microsoft.com/office/drawing/2016/5/12/chartex" xmlns:cx7="http://schemas.microsoft.com/office/drawing/2016/5/13/chartex" xmlns:cx8="http://schemas.microsoft.com/office/drawing/2016/5/14/chartex" xmlns:mc="http://schemas.openxmlformats.org/markup-compatibility/2006" xmlns:m="http://schemas.openxmlformats.org/officeDocument/2006/math" xmlns:aink="http://schemas.microsoft.com/office/drawing/2016/ink" xmlns:am3d="http://schemas.microsoft.com/office/drawing/2017/model3d" xmlns:oel="http://schemas.microsoft.com/office/2019/extlst" xmlns:r="http://schemas.openxmlformats.org/officeDocument/2006/relationships" xmlns:wp14="http://schemas.microsoft.com/office/word/2010/wordprocessingDrawing" xmlns:wp="http://schemas.openxmlformats.org/drawingml/2006/wordprocessingDrawing" xmlns:wpg="http://schemas.microsoft.com/office/word/2010/wordprocessingGroup" xmlns:wpi="http://schemas.microsoft.com/office/word/2010/wordprocessingInk" xmlns:wps="http://schemas.microsoft.com/office/word/2010/wordprocessingShape" xmlns:o="urn:schemas-microsoft-com:office:office" xmlns:v="urn:schemas-microsoft-com:vml" xmlns:w10="urn:schemas-microsoft-com:office:word" xmlns:w="http://schemas.openxmlformats.org/wordprocessingml/2006/main" xmlns:w14="http://schemas.microsoft.com/office/word/2010/wordml" xmlns:w15="http://schemas.microsoft.com/office/word/2012/wordml" xmlns:w16cei="http://schemas.microsoft.com/office/word/2026/wordml/cei" xmlns:w16cex="http://schemas.microsoft.com/office/word/2018/wordml/cex" xmlns:w16cid="http://schemas.microsoft.com/office/word/2016/wordml/cid" xmlns:w16="http://schemas.microsoft.com/office/word/2018/wordml" xmlns:w16sdtdh="http://schemas.microsoft.com/office/word/2020/wordml/sdtdatahash" xmlns:w16sdtfl="http://schemas.microsoft.com/office/word/2024/wordml/sdtformatlock" xmlns:w16se="http://schemas.microsoft.com/office/word/2015/wordml/symex" xmlns:w16du="http://schemas.microsoft.com/office/word/2023/wordml/word16du" xmlns:wne="http://schemas.microsoft.com/office/word/2006/wordml" mc:Ignorable="w14 w15 w16se w16cid w16 w16cex w16sdtdh w16sdtfl w16du wp14">
   <w:footnote w:type="separator" w:id="-1">
     <w:p>
       <w:pPr>
@@ -2530,7 +2074,7 @@
 </file>
 
 <file path=word/header1.xml><?xml version="1.0" encoding="utf-8"?>
-<w:hdr xmlns:wpc="http://schemas.microsoft.com/office/word/2010/wordprocessingCanvas" xmlns:cx="http://schemas.microsoft.com/office/drawing/2014/chartex" xmlns:cx1="http://schemas.microsoft.com/office/drawing/2015/9/8/chartex" xmlns:cx2="http://schemas.microsoft.com/office/drawing/2015/10/21/chartex" xmlns:cx3="http://schemas.microsoft.com/office/drawing/2016/5/9/chartex" xmlns:cx4="http://schemas.microsoft.com/office/drawing/2016/5/10/chartex" xmlns:cx5="http://schemas.microsoft.com/office/drawing/2016/5/11/chartex" xmlns:cx6="http://schemas.microsoft.com/office/drawing/2016/5/12/chartex" xmlns:cx7="http://schemas.microsoft.com/office/drawing/2016/5/13/chartex" xmlns:cx8="http://schemas.microsoft.com/office/drawing/2016/5/14/chartex" xmlns:mc="http://schemas.openxmlformats.org/markup-compatibility/2006" xmlns:aink="http://schemas.microsoft.com/office/drawing/2016/ink" xmlns:am3d="http://schemas.microsoft.com/office/drawing/2017/model3d" xmlns:o="urn:schemas-microsoft-com:office:office" xmlns:oel="http://schemas.microsoft.com/office/2019/extlst" xmlns:r="http://schemas.openxmlformats.org/officeDocument/2006/relationships" xmlns:m="http://schemas.openxmlformats.org/officeDocument/2006/math" xmlns:v="urn:schemas-microsoft-com:vml" xmlns:wp14="http://schemas.microsoft.com/office/word/2010/wordprocessingDrawing" xmlns:wp="http://schemas.openxmlformats.org/drawingml/2006/wordprocessingDrawing" xmlns:w10="urn:schemas-microsoft-com:office:word" xmlns:w="http://schemas.openxmlformats.org/wordprocessingml/2006/main" xmlns:w14="http://schemas.microsoft.com/office/word/2010/wordml" xmlns:w15="http://schemas.microsoft.com/office/word/2012/wordml" xmlns:w16cex="http://schemas.microsoft.com/office/word/2018/wordml/cex" xmlns:w16cid="http://schemas.microsoft.com/office/word/2016/wordml/cid" xmlns:w16="http://schemas.microsoft.com/office/word/2018/wordml" xmlns:w16du="http://schemas.microsoft.com/office/word/2023/wordml/word16du" xmlns:w16sdtdh="http://schemas.microsoft.com/office/word/2020/wordml/sdtdatahash" xmlns:w16sdtfl="http://schemas.microsoft.com/office/word/2024/wordml/sdtformatlock" xmlns:w16se="http://schemas.microsoft.com/office/word/2015/wordml/symex" xmlns:wpg="http://schemas.microsoft.com/office/word/2010/wordprocessingGroup" xmlns:wpi="http://schemas.microsoft.com/office/word/2010/wordprocessingInk" xmlns:wne="http://schemas.microsoft.com/office/word/2006/wordml" xmlns:wps="http://schemas.microsoft.com/office/word/2010/wordprocessingShape" mc:Ignorable="w14 w15 w16se w16cid w16 w16cex w16sdtdh w16sdtfl w16du wp14">
+<w:hdr xmlns:wpc="http://schemas.microsoft.com/office/word/2010/wordprocessingCanvas" xmlns:cx="http://schemas.microsoft.com/office/drawing/2014/chartex" xmlns:cx1="http://schemas.microsoft.com/office/drawing/2015/9/8/chartex" xmlns:cx2="http://schemas.microsoft.com/office/drawing/2015/10/21/chartex" xmlns:cx3="http://schemas.microsoft.com/office/drawing/2016/5/9/chartex" xmlns:cx4="http://schemas.microsoft.com/office/drawing/2016/5/10/chartex" xmlns:cx5="http://schemas.microsoft.com/office/drawing/2016/5/11/chartex" xmlns:cx6="http://schemas.microsoft.com/office/drawing/2016/5/12/chartex" xmlns:cx7="http://schemas.microsoft.com/office/drawing/2016/5/13/chartex" xmlns:cx8="http://schemas.microsoft.com/office/drawing/2016/5/14/chartex" xmlns:mc="http://schemas.openxmlformats.org/markup-compatibility/2006" xmlns:m="http://schemas.openxmlformats.org/officeDocument/2006/math" xmlns:aink="http://schemas.microsoft.com/office/drawing/2016/ink" xmlns:am3d="http://schemas.microsoft.com/office/drawing/2017/model3d" xmlns:oel="http://schemas.microsoft.com/office/2019/extlst" xmlns:r="http://schemas.openxmlformats.org/officeDocument/2006/relationships" xmlns:wp14="http://schemas.microsoft.com/office/word/2010/wordprocessingDrawing" xmlns:wp="http://schemas.openxmlformats.org/drawingml/2006/wordprocessingDrawing" xmlns:wpg="http://schemas.microsoft.com/office/word/2010/wordprocessingGroup" xmlns:wpi="http://schemas.microsoft.com/office/word/2010/wordprocessingInk" xmlns:wps="http://schemas.microsoft.com/office/word/2010/wordprocessingShape" xmlns:o="urn:schemas-microsoft-com:office:office" xmlns:v="urn:schemas-microsoft-com:vml" xmlns:w10="urn:schemas-microsoft-com:office:word" xmlns:w="http://schemas.openxmlformats.org/wordprocessingml/2006/main" xmlns:w14="http://schemas.microsoft.com/office/word/2010/wordml" xmlns:w15="http://schemas.microsoft.com/office/word/2012/wordml" xmlns:w16cei="http://schemas.microsoft.com/office/word/2026/wordml/cei" xmlns:w16cex="http://schemas.microsoft.com/office/word/2018/wordml/cex" xmlns:w16cid="http://schemas.microsoft.com/office/word/2016/wordml/cid" xmlns:w16="http://schemas.microsoft.com/office/word/2018/wordml" xmlns:w16sdtdh="http://schemas.microsoft.com/office/word/2020/wordml/sdtdatahash" xmlns:w16sdtfl="http://schemas.microsoft.com/office/word/2024/wordml/sdtformatlock" xmlns:w16se="http://schemas.microsoft.com/office/word/2015/wordml/symex" xmlns:w16du="http://schemas.microsoft.com/office/word/2023/wordml/word16du" xmlns:wne="http://schemas.microsoft.com/office/word/2006/wordml" mc:Ignorable="w14 w15 w16se w16cid w16 w16cex w16sdtdh w16sdtfl w16du wp14">
   <w:p>
     <w:pPr>
       <w:pStyle w:val="Koptekst"/>
@@ -2540,7 +2084,7 @@
 </file>
 
 <file path=word/header2.xml><?xml version="1.0" encoding="utf-8"?>
-<w:hdr xmlns:wpc="http://schemas.microsoft.com/office/word/2010/wordprocessingCanvas" xmlns:cx="http://schemas.microsoft.com/office/drawing/2014/chartex" xmlns:cx1="http://schemas.microsoft.com/office/drawing/2015/9/8/chartex" xmlns:cx2="http://schemas.microsoft.com/office/drawing/2015/10/21/chartex" xmlns:cx3="http://schemas.microsoft.com/office/drawing/2016/5/9/chartex" xmlns:cx4="http://schemas.microsoft.com/office/drawing/2016/5/10/chartex" xmlns:cx5="http://schemas.microsoft.com/office/drawing/2016/5/11/chartex" xmlns:cx6="http://schemas.microsoft.com/office/drawing/2016/5/12/chartex" xmlns:cx7="http://schemas.microsoft.com/office/drawing/2016/5/13/chartex" xmlns:cx8="http://schemas.microsoft.com/office/drawing/2016/5/14/chartex" xmlns:mc="http://schemas.openxmlformats.org/markup-compatibility/2006" xmlns:aink="http://schemas.microsoft.com/office/drawing/2016/ink" xmlns:am3d="http://schemas.microsoft.com/office/drawing/2017/model3d" xmlns:o="urn:schemas-microsoft-com:office:office" xmlns:oel="http://schemas.microsoft.com/office/2019/extlst" xmlns:r="http://schemas.openxmlformats.org/officeDocument/2006/relationships" xmlns:m="http://schemas.openxmlformats.org/officeDocument/2006/math" xmlns:v="urn:schemas-microsoft-com:vml" xmlns:wp14="http://schemas.microsoft.com/office/word/2010/wordprocessingDrawing" xmlns:wp="http://schemas.openxmlformats.org/drawingml/2006/wordprocessingDrawing" xmlns:w10="urn:schemas-microsoft-com:office:word" xmlns:w="http://schemas.openxmlformats.org/wordprocessingml/2006/main" xmlns:w14="http://schemas.microsoft.com/office/word/2010/wordml" xmlns:w15="http://schemas.microsoft.com/office/word/2012/wordml" xmlns:w16cex="http://schemas.microsoft.com/office/word/2018/wordml/cex" xmlns:w16cid="http://schemas.microsoft.com/office/word/2016/wordml/cid" xmlns:w16="http://schemas.microsoft.com/office/word/2018/wordml" xmlns:w16du="http://schemas.microsoft.com/office/word/2023/wordml/word16du" xmlns:w16sdtdh="http://schemas.microsoft.com/office/word/2020/wordml/sdtdatahash" xmlns:w16sdtfl="http://schemas.microsoft.com/office/word/2024/wordml/sdtformatlock" xmlns:w16se="http://schemas.microsoft.com/office/word/2015/wordml/symex" xmlns:wpg="http://schemas.microsoft.com/office/word/2010/wordprocessingGroup" xmlns:wpi="http://schemas.microsoft.com/office/word/2010/wordprocessingInk" xmlns:wne="http://schemas.microsoft.com/office/word/2006/wordml" xmlns:wps="http://schemas.microsoft.com/office/word/2010/wordprocessingShape" mc:Ignorable="w14 w15 w16se w16cid w16 w16cex w16sdtdh w16sdtfl w16du wp14">
+<w:hdr xmlns:wpc="http://schemas.microsoft.com/office/word/2010/wordprocessingCanvas" xmlns:cx="http://schemas.microsoft.com/office/drawing/2014/chartex" xmlns:cx1="http://schemas.microsoft.com/office/drawing/2015/9/8/chartex" xmlns:cx2="http://schemas.microsoft.com/office/drawing/2015/10/21/chartex" xmlns:cx3="http://schemas.microsoft.com/office/drawing/2016/5/9/chartex" xmlns:cx4="http://schemas.microsoft.com/office/drawing/2016/5/10/chartex" xmlns:cx5="http://schemas.microsoft.com/office/drawing/2016/5/11/chartex" xmlns:cx6="http://schemas.microsoft.com/office/drawing/2016/5/12/chartex" xmlns:cx7="http://schemas.microsoft.com/office/drawing/2016/5/13/chartex" xmlns:cx8="http://schemas.microsoft.com/office/drawing/2016/5/14/chartex" xmlns:mc="http://schemas.openxmlformats.org/markup-compatibility/2006" xmlns:m="http://schemas.openxmlformats.org/officeDocument/2006/math" xmlns:aink="http://schemas.microsoft.com/office/drawing/2016/ink" xmlns:am3d="http://schemas.microsoft.com/office/drawing/2017/model3d" xmlns:oel="http://schemas.microsoft.com/office/2019/extlst" xmlns:r="http://schemas.openxmlformats.org/officeDocument/2006/relationships" xmlns:wp14="http://schemas.microsoft.com/office/word/2010/wordprocessingDrawing" xmlns:wp="http://schemas.openxmlformats.org/drawingml/2006/wordprocessingDrawing" xmlns:wpg="http://schemas.microsoft.com/office/word/2010/wordprocessingGroup" xmlns:wpi="http://schemas.microsoft.com/office/word/2010/wordprocessingInk" xmlns:wps="http://schemas.microsoft.com/office/word/2010/wordprocessingShape" xmlns:o="urn:schemas-microsoft-com:office:office" xmlns:v="urn:schemas-microsoft-com:vml" xmlns:w10="urn:schemas-microsoft-com:office:word" xmlns:w="http://schemas.openxmlformats.org/wordprocessingml/2006/main" xmlns:w14="http://schemas.microsoft.com/office/word/2010/wordml" xmlns:w15="http://schemas.microsoft.com/office/word/2012/wordml" xmlns:w16cei="http://schemas.microsoft.com/office/word/2026/wordml/cei" xmlns:w16cex="http://schemas.microsoft.com/office/word/2018/wordml/cex" xmlns:w16cid="http://schemas.microsoft.com/office/word/2016/wordml/cid" xmlns:w16="http://schemas.microsoft.com/office/word/2018/wordml" xmlns:w16sdtdh="http://schemas.microsoft.com/office/word/2020/wordml/sdtdatahash" xmlns:w16sdtfl="http://schemas.microsoft.com/office/word/2024/wordml/sdtformatlock" xmlns:w16se="http://schemas.microsoft.com/office/word/2015/wordml/symex" xmlns:w16du="http://schemas.microsoft.com/office/word/2023/wordml/word16du" xmlns:wne="http://schemas.microsoft.com/office/word/2006/wordml" mc:Ignorable="w14 w15 w16se w16cid w16 w16cex w16sdtdh w16sdtfl w16du wp14">
   <w:p>
     <w:pPr>
       <w:tabs>
@@ -2604,7 +2148,7 @@
 </file>
 
 <file path=word/header3.xml><?xml version="1.0" encoding="utf-8"?>
-<w:hdr xmlns:wpc="http://schemas.microsoft.com/office/word/2010/wordprocessingCanvas" xmlns:cx="http://schemas.microsoft.com/office/drawing/2014/chartex" xmlns:cx1="http://schemas.microsoft.com/office/drawing/2015/9/8/chartex" xmlns:cx2="http://schemas.microsoft.com/office/drawing/2015/10/21/chartex" xmlns:cx3="http://schemas.microsoft.com/office/drawing/2016/5/9/chartex" xmlns:cx4="http://schemas.microsoft.com/office/drawing/2016/5/10/chartex" xmlns:cx5="http://schemas.microsoft.com/office/drawing/2016/5/11/chartex" xmlns:cx6="http://schemas.microsoft.com/office/drawing/2016/5/12/chartex" xmlns:cx7="http://schemas.microsoft.com/office/drawing/2016/5/13/chartex" xmlns:cx8="http://schemas.microsoft.com/office/drawing/2016/5/14/chartex" xmlns:mc="http://schemas.openxmlformats.org/markup-compatibility/2006" xmlns:aink="http://schemas.microsoft.com/office/drawing/2016/ink" xmlns:am3d="http://schemas.microsoft.com/office/drawing/2017/model3d" xmlns:o="urn:schemas-microsoft-com:office:office" xmlns:oel="http://schemas.microsoft.com/office/2019/extlst" xmlns:r="http://schemas.openxmlformats.org/officeDocument/2006/relationships" xmlns:m="http://schemas.openxmlformats.org/officeDocument/2006/math" xmlns:v="urn:schemas-microsoft-com:vml" xmlns:wp14="http://schemas.microsoft.com/office/word/2010/wordprocessingDrawing" xmlns:wp="http://schemas.openxmlformats.org/drawingml/2006/wordprocessingDrawing" xmlns:w10="urn:schemas-microsoft-com:office:word" xmlns:w="http://schemas.openxmlformats.org/wordprocessingml/2006/main" xmlns:w14="http://schemas.microsoft.com/office/word/2010/wordml" xmlns:w15="http://schemas.microsoft.com/office/word/2012/wordml" xmlns:w16cex="http://schemas.microsoft.com/office/word/2018/wordml/cex" xmlns:w16cid="http://schemas.microsoft.com/office/word/2016/wordml/cid" xmlns:w16="http://schemas.microsoft.com/office/word/2018/wordml" xmlns:w16du="http://schemas.microsoft.com/office/word/2023/wordml/word16du" xmlns:w16sdtdh="http://schemas.microsoft.com/office/word/2020/wordml/sdtdatahash" xmlns:w16sdtfl="http://schemas.microsoft.com/office/word/2024/wordml/sdtformatlock" xmlns:w16se="http://schemas.microsoft.com/office/word/2015/wordml/symex" xmlns:wpg="http://schemas.microsoft.com/office/word/2010/wordprocessingGroup" xmlns:wpi="http://schemas.microsoft.com/office/word/2010/wordprocessingInk" xmlns:wne="http://schemas.microsoft.com/office/word/2006/wordml" xmlns:wps="http://schemas.microsoft.com/office/word/2010/wordprocessingShape" mc:Ignorable="w14 w15 w16se w16cid w16 w16cex w16sdtdh w16sdtfl w16du wp14">
+<w:hdr xmlns:wpc="http://schemas.microsoft.com/office/word/2010/wordprocessingCanvas" xmlns:cx="http://schemas.microsoft.com/office/drawing/2014/chartex" xmlns:cx1="http://schemas.microsoft.com/office/drawing/2015/9/8/chartex" xmlns:cx2="http://schemas.microsoft.com/office/drawing/2015/10/21/chartex" xmlns:cx3="http://schemas.microsoft.com/office/drawing/2016/5/9/chartex" xmlns:cx4="http://schemas.microsoft.com/office/drawing/2016/5/10/chartex" xmlns:cx5="http://schemas.microsoft.com/office/drawing/2016/5/11/chartex" xmlns:cx6="http://schemas.microsoft.com/office/drawing/2016/5/12/chartex" xmlns:cx7="http://schemas.microsoft.com/office/drawing/2016/5/13/chartex" xmlns:cx8="http://schemas.microsoft.com/office/drawing/2016/5/14/chartex" xmlns:mc="http://schemas.openxmlformats.org/markup-compatibility/2006" xmlns:m="http://schemas.openxmlformats.org/officeDocument/2006/math" xmlns:aink="http://schemas.microsoft.com/office/drawing/2016/ink" xmlns:am3d="http://schemas.microsoft.com/office/drawing/2017/model3d" xmlns:oel="http://schemas.microsoft.com/office/2019/extlst" xmlns:r="http://schemas.openxmlformats.org/officeDocument/2006/relationships" xmlns:wp14="http://schemas.microsoft.com/office/word/2010/wordprocessingDrawing" xmlns:wp="http://schemas.openxmlformats.org/drawingml/2006/wordprocessingDrawing" xmlns:wpg="http://schemas.microsoft.com/office/word/2010/wordprocessingGroup" xmlns:wpi="http://schemas.microsoft.com/office/word/2010/wordprocessingInk" xmlns:wps="http://schemas.microsoft.com/office/word/2010/wordprocessingShape" xmlns:o="urn:schemas-microsoft-com:office:office" xmlns:v="urn:schemas-microsoft-com:vml" xmlns:w10="urn:schemas-microsoft-com:office:word" xmlns:w="http://schemas.openxmlformats.org/wordprocessingml/2006/main" xmlns:w14="http://schemas.microsoft.com/office/word/2010/wordml" xmlns:w15="http://schemas.microsoft.com/office/word/2012/wordml" xmlns:w16cei="http://schemas.microsoft.com/office/word/2026/wordml/cei" xmlns:w16cex="http://schemas.microsoft.com/office/word/2018/wordml/cex" xmlns:w16cid="http://schemas.microsoft.com/office/word/2016/wordml/cid" xmlns:w16="http://schemas.microsoft.com/office/word/2018/wordml" xmlns:w16sdtdh="http://schemas.microsoft.com/office/word/2020/wordml/sdtdatahash" xmlns:w16sdtfl="http://schemas.microsoft.com/office/word/2024/wordml/sdtformatlock" xmlns:w16se="http://schemas.microsoft.com/office/word/2015/wordml/symex" xmlns:w16du="http://schemas.microsoft.com/office/word/2023/wordml/word16du" xmlns:wne="http://schemas.microsoft.com/office/word/2006/wordml" mc:Ignorable="w14 w15 w16se w16cid w16 w16cex w16sdtdh w16sdtfl w16du wp14">
   <w:p>
     <w:pPr>
       <w:pStyle w:val="Koptekst"/>
@@ -2614,7 +2158,7 @@
 </file>
 
 <file path=word/styles.xml><?xml version="1.0" encoding="utf-8"?>
-<w:styles xmlns:mc="http://schemas.openxmlformats.org/markup-compatibility/2006" xmlns:r="http://schemas.openxmlformats.org/officeDocument/2006/relationships" xmlns:w="http://schemas.openxmlformats.org/wordprocessingml/2006/main" xmlns:w14="http://schemas.microsoft.com/office/word/2010/wordml" xmlns:w15="http://schemas.microsoft.com/office/word/2012/wordml" xmlns:w16cex="http://schemas.microsoft.com/office/word/2018/wordml/cex" xmlns:w16cid="http://schemas.microsoft.com/office/word/2016/wordml/cid" xmlns:w16="http://schemas.microsoft.com/office/word/2018/wordml" xmlns:w16du="http://schemas.microsoft.com/office/word/2023/wordml/word16du" xmlns:w16sdtdh="http://schemas.microsoft.com/office/word/2020/wordml/sdtdatahash" xmlns:w16sdtfl="http://schemas.microsoft.com/office/word/2024/wordml/sdtformatlock" xmlns:w16se="http://schemas.microsoft.com/office/word/2015/wordml/symex" mc:Ignorable="w14 w15 w16se w16cid w16 w16cex w16sdtdh w16sdtfl w16du">
+<w:styles xmlns:mc="http://schemas.openxmlformats.org/markup-compatibility/2006" xmlns:r="http://schemas.openxmlformats.org/officeDocument/2006/relationships" xmlns:w="http://schemas.openxmlformats.org/wordprocessingml/2006/main" xmlns:w14="http://schemas.microsoft.com/office/word/2010/wordml" xmlns:w15="http://schemas.microsoft.com/office/word/2012/wordml" xmlns:w16cex="http://schemas.microsoft.com/office/word/2018/wordml/cex" xmlns:w16cid="http://schemas.microsoft.com/office/word/2016/wordml/cid" xmlns:w16="http://schemas.microsoft.com/office/word/2018/wordml" xmlns:w16sdtdh="http://schemas.microsoft.com/office/word/2020/wordml/sdtdatahash" xmlns:w16sdtfl="http://schemas.microsoft.com/office/word/2024/wordml/sdtformatlock" xmlns:w16se="http://schemas.microsoft.com/office/word/2015/wordml/symex" xmlns:w16du="http://schemas.microsoft.com/office/word/2023/wordml/word16du" mc:Ignorable="w14 w15 w16se w16cid w16 w16cex w16sdtdh w16sdtfl w16du">
   <w:docDefaults>
     <w:rPrDefault>
       <w:rPr>
